--- a/src/main/resources/templates/docx/expense-document-template.docx
+++ b/src/main/resources/templates/docx/expense-document-template.docx
@@ -1,6 +1,6 @@
 
 <file path=word/document.xml><?xml version="1.0" encoding="utf-8"?>
-<w:document xmlns:wpc="http://schemas.microsoft.com/office/word/2010/wordprocessingCanvas" xmlns:mo="http://schemas.microsoft.com/office/mac/office/2008/main" xmlns:mc="http://schemas.openxmlformats.org/markup-compatibility/2006" xmlns:mv="urn:schemas-microsoft-com:mac:vml" xmlns:o="urn:schemas-microsoft-com:office:office" xmlns:r="http://schemas.openxmlformats.org/officeDocument/2006/relationships" xmlns:m="http://schemas.openxmlformats.org/officeDocument/2006/math" xmlns:v="urn:schemas-microsoft-com:vml" xmlns:wp14="http://schemas.microsoft.com/office/word/2010/wordprocessingDrawing" xmlns:wp="http://schemas.openxmlformats.org/drawingml/2006/wordprocessingDrawing" xmlns:w10="urn:schemas-microsoft-com:office:word" xmlns:w="http://schemas.openxmlformats.org/wordprocessingml/2006/main" xmlns:w14="http://schemas.microsoft.com/office/word/2010/wordml" xmlns:wpg="http://schemas.microsoft.com/office/word/2010/wordprocessingGroup" xmlns:wpi="http://schemas.microsoft.com/office/word/2010/wordprocessingInk" xmlns:wne="http://schemas.microsoft.com/office/word/2006/wordml" xmlns:wps="http://schemas.microsoft.com/office/word/2010/wordprocessingShape" mc:Ignorable="w14 wp14">
+<w:document xmlns:ns1="http://schemas.openxmlformats.org/markup-compatibility/2006" xmlns:w="http://schemas.openxmlformats.org/wordprocessingml/2006/main" ns1:Ignorable="w14 wp14">
   <w:body>
     <w:p>
       <w:pPr>
@@ -99,7 +99,7 @@
                     <w:color w:val="787878"/>
                     <w:sz w:val="18"/>
                   </w:rPr>
-                  <w:t>예: 2026년</w:t>
+                  <w:t>{{fiscalYear}}</w:t>
                 </w:r>
               </w:sdtContent>
             </w:sdt>
@@ -186,7 +186,7 @@
                     <w:color w:val="787878"/>
                     <w:sz w:val="18"/>
                   </w:rPr>
-                  <w:t>예: 2026품-구비01-01</w:t>
+                  <w:t>{{draftDocumentNumber}}</w:t>
                 </w:r>
               </w:sdtContent>
             </w:sdt>
@@ -260,7 +260,7 @@
                     <w:color w:val="787878"/>
                     <w:sz w:val="18"/>
                   </w:rPr>
-                  <w:t>예: 5월 제본교재 비용 지출의 건</w:t>
+                  <w:t>{{draftTitle}}</w:t>
                 </w:r>
               </w:sdtContent>
             </w:sdt>
@@ -338,7 +338,7 @@
                     <w:color w:val="787878"/>
                     <w:sz w:val="18"/>
                   </w:rPr>
-                  <w:t>예: 아래 비용을 다음과 같이 지출하고자 합니다.</w:t>
+                  <w:t>{{draftOverview}}</w:t>
                 </w:r>
               </w:sdtContent>
             </w:sdt>
@@ -400,7 +400,7 @@
                     <w:color w:val="787878"/>
                     <w:sz w:val="18"/>
                   </w:rPr>
-                  <w:t>예: 1. 청구비용 : 000,000원</w:t>
+                  <w:t>{{draftCostSummary}}</w:t>
                 </w:r>
               </w:sdtContent>
             </w:sdt>
@@ -474,7 +474,7 @@
                     <w:color w:val="787878"/>
                     <w:sz w:val="18"/>
                   </w:rPr>
-                  <w:t>정책사업명 입력</w:t>
+                  <w:t>{{policyProject}}</w:t>
                 </w:r>
               </w:sdtContent>
             </w:sdt>
@@ -536,7 +536,7 @@
                     <w:color w:val="787878"/>
                     <w:sz w:val="18"/>
                   </w:rPr>
-                  <w:t>부서명 입력</w:t>
+                  <w:t>{{requestDepartment}}</w:t>
                 </w:r>
               </w:sdtContent>
             </w:sdt>
@@ -610,7 +610,7 @@
                     <w:color w:val="787878"/>
                     <w:sz w:val="18"/>
                   </w:rPr>
-                  <w:t>단위사업명 입력</w:t>
+                  <w:t>{{unitProject}}</w:t>
                 </w:r>
               </w:sdtContent>
             </w:sdt>
@@ -672,7 +672,7 @@
                     <w:color w:val="787878"/>
                     <w:sz w:val="18"/>
                   </w:rPr>
-                  <w:t>YYYY. MM. DD.</w:t>
+                  <w:t>{{draftDate}}</w:t>
                 </w:r>
               </w:sdtContent>
             </w:sdt>
@@ -746,7 +746,7 @@
                     <w:color w:val="787878"/>
                     <w:sz w:val="18"/>
                   </w:rPr>
-                  <w:t>세부사업명 입력</w:t>
+                  <w:t>{{detailProject}}</w:t>
                 </w:r>
               </w:sdtContent>
             </w:sdt>
@@ -808,7 +808,7 @@
                     <w:color w:val="787878"/>
                     <w:sz w:val="18"/>
                   </w:rPr>
-                  <w:t>예: 000,000원</w:t>
+                  <w:t>{{draftAmount}}</w:t>
                 </w:r>
               </w:sdtContent>
             </w:sdt>
@@ -1053,7 +1053,7 @@
                     <w:color w:val="787878"/>
                     <w:sz w:val="18"/>
                   </w:rPr>
-                  <w:t>1</w:t>
+                  <w:t>{{budgetNo1}}</w:t>
                 </w:r>
               </w:sdtContent>
             </w:sdt>
@@ -1088,7 +1088,7 @@
                     <w:color w:val="787878"/>
                     <w:sz w:val="18"/>
                   </w:rPr>
-                  <w:t>입력</w:t>
+                  <w:t>{{budgetProject1}}</w:t>
                 </w:r>
               </w:sdtContent>
             </w:sdt>
@@ -1123,7 +1123,7 @@
                     <w:color w:val="787878"/>
                     <w:sz w:val="18"/>
                   </w:rPr>
-                  <w:t>입력</w:t>
+                  <w:t>{{budgetItem1}}</w:t>
                 </w:r>
               </w:sdtContent>
             </w:sdt>
@@ -1158,7 +1158,7 @@
                     <w:color w:val="787878"/>
                     <w:sz w:val="18"/>
                   </w:rPr>
-                  <w:t>입력</w:t>
+                  <w:t>{{budgetDetail1}}</w:t>
                 </w:r>
               </w:sdtContent>
             </w:sdt>
@@ -1193,7 +1193,7 @@
                     <w:color w:val="787878"/>
                     <w:sz w:val="18"/>
                   </w:rPr>
-                  <w:t>금액 입력</w:t>
+                  <w:t>{{budgetAmount1}}</w:t>
                 </w:r>
               </w:sdtContent>
             </w:sdt>
@@ -1228,7 +1228,7 @@
                     <w:color w:val="787878"/>
                     <w:sz w:val="18"/>
                   </w:rPr>
-                  <w:t>금액 입력</w:t>
+                  <w:t>{{budgetBalance1}}</w:t>
                 </w:r>
               </w:sdtContent>
             </w:sdt>
@@ -1273,7 +1273,7 @@
                     <w:color w:val="787878"/>
                     <w:sz w:val="18"/>
                   </w:rPr>
-                  <w:t>2</w:t>
+                  <w:t>{{budgetNo2}}</w:t>
                 </w:r>
               </w:sdtContent>
             </w:sdt>
@@ -1308,7 +1308,7 @@
                     <w:color w:val="787878"/>
                     <w:sz w:val="18"/>
                   </w:rPr>
-                  <w:t>입력</w:t>
+                  <w:t>{{budgetProject2}}</w:t>
                 </w:r>
               </w:sdtContent>
             </w:sdt>
@@ -1343,7 +1343,7 @@
                     <w:color w:val="787878"/>
                     <w:sz w:val="18"/>
                   </w:rPr>
-                  <w:t>입력</w:t>
+                  <w:t>{{budgetItem2}}</w:t>
                 </w:r>
               </w:sdtContent>
             </w:sdt>
@@ -1378,7 +1378,7 @@
                     <w:color w:val="787878"/>
                     <w:sz w:val="18"/>
                   </w:rPr>
-                  <w:t>입력</w:t>
+                  <w:t>{{budgetDetail2}}</w:t>
                 </w:r>
               </w:sdtContent>
             </w:sdt>
@@ -1413,7 +1413,7 @@
                     <w:color w:val="787878"/>
                     <w:sz w:val="18"/>
                   </w:rPr>
-                  <w:t>금액 입력</w:t>
+                  <w:t>{{budgetAmount2}}</w:t>
                 </w:r>
               </w:sdtContent>
             </w:sdt>
@@ -1448,7 +1448,7 @@
                     <w:color w:val="787878"/>
                     <w:sz w:val="18"/>
                   </w:rPr>
-                  <w:t>금액 입력</w:t>
+                  <w:t>{{budgetBalance2}}</w:t>
                 </w:r>
               </w:sdtContent>
             </w:sdt>
@@ -1520,7 +1520,7 @@
                     <w:color w:val="787878"/>
                     <w:sz w:val="18"/>
                   </w:rPr>
-                  <w:t>합계 입력</w:t>
+                  <w:t>{{budgetTotal}}</w:t>
                 </w:r>
               </w:sdtContent>
             </w:sdt>
@@ -1555,7 +1555,7 @@
                     <w:color w:val="787878"/>
                     <w:sz w:val="18"/>
                   </w:rPr>
-                  <w:t>입력</w:t>
+                  <w:t>{{budgetTotalBalance}}</w:t>
                 </w:r>
               </w:sdtContent>
             </w:sdt>
@@ -1800,7 +1800,7 @@
                     <w:color w:val="787878"/>
                     <w:sz w:val="18"/>
                   </w:rPr>
-                  <w:t>1</w:t>
+                  <w:t>{{itemNo1}}</w:t>
                 </w:r>
               </w:sdtContent>
             </w:sdt>
@@ -1835,7 +1835,7 @@
                     <w:color w:val="787878"/>
                     <w:sz w:val="18"/>
                   </w:rPr>
-                  <w:t>품목명 입력</w:t>
+                  <w:t>{{itemDescription1}}</w:t>
                 </w:r>
               </w:sdtContent>
             </w:sdt>
@@ -1870,7 +1870,7 @@
                     <w:color w:val="787878"/>
                     <w:sz w:val="18"/>
                   </w:rPr>
-                  <w:t>규격 입력</w:t>
+                  <w:t>{{itemSpec1}}</w:t>
                 </w:r>
               </w:sdtContent>
             </w:sdt>
@@ -1905,7 +1905,7 @@
                     <w:color w:val="787878"/>
                     <w:sz w:val="18"/>
                   </w:rPr>
-                  <w:t>수량</w:t>
+                  <w:t>{{itemQuantity1}}</w:t>
                 </w:r>
               </w:sdtContent>
             </w:sdt>
@@ -1940,7 +1940,7 @@
                     <w:color w:val="787878"/>
                     <w:sz w:val="18"/>
                   </w:rPr>
-                  <w:t>단가</w:t>
+                  <w:t>{{itemUnitPrice1}}</w:t>
                 </w:r>
               </w:sdtContent>
             </w:sdt>
@@ -1975,7 +1975,7 @@
                     <w:color w:val="787878"/>
                     <w:sz w:val="18"/>
                   </w:rPr>
-                  <w:t>금액</w:t>
+                  <w:t>{{itemAmount1}}</w:t>
                 </w:r>
               </w:sdtContent>
             </w:sdt>
@@ -2020,7 +2020,7 @@
                     <w:color w:val="787878"/>
                     <w:sz w:val="18"/>
                   </w:rPr>
-                  <w:t>2</w:t>
+                  <w:t>{{itemNo2}}</w:t>
                 </w:r>
               </w:sdtContent>
             </w:sdt>
@@ -2055,7 +2055,7 @@
                     <w:color w:val="787878"/>
                     <w:sz w:val="18"/>
                   </w:rPr>
-                  <w:t>품목명 입력</w:t>
+                  <w:t>{{itemDescription2}}</w:t>
                 </w:r>
               </w:sdtContent>
             </w:sdt>
@@ -2090,7 +2090,7 @@
                     <w:color w:val="787878"/>
                     <w:sz w:val="18"/>
                   </w:rPr>
-                  <w:t>규격 입력</w:t>
+                  <w:t>{{itemSpec2}}</w:t>
                 </w:r>
               </w:sdtContent>
             </w:sdt>
@@ -2125,7 +2125,7 @@
                     <w:color w:val="787878"/>
                     <w:sz w:val="18"/>
                   </w:rPr>
-                  <w:t>수량</w:t>
+                  <w:t>{{itemQuantity2}}</w:t>
                 </w:r>
               </w:sdtContent>
             </w:sdt>
@@ -2160,7 +2160,7 @@
                     <w:color w:val="787878"/>
                     <w:sz w:val="18"/>
                   </w:rPr>
-                  <w:t>단가</w:t>
+                  <w:t>{{itemUnitPrice2}}</w:t>
                 </w:r>
               </w:sdtContent>
             </w:sdt>
@@ -2195,7 +2195,7 @@
                     <w:color w:val="787878"/>
                     <w:sz w:val="18"/>
                   </w:rPr>
-                  <w:t>금액</w:t>
+                  <w:t>{{itemAmount2}}</w:t>
                 </w:r>
               </w:sdtContent>
             </w:sdt>
@@ -2240,7 +2240,7 @@
                     <w:color w:val="787878"/>
                     <w:sz w:val="18"/>
                   </w:rPr>
-                  <w:t>3</w:t>
+                  <w:t>{{itemNo3}}</w:t>
                 </w:r>
               </w:sdtContent>
             </w:sdt>
@@ -2275,7 +2275,7 @@
                     <w:color w:val="787878"/>
                     <w:sz w:val="18"/>
                   </w:rPr>
-                  <w:t>품목명 입력</w:t>
+                  <w:t>{{itemDescription3}}</w:t>
                 </w:r>
               </w:sdtContent>
             </w:sdt>
@@ -2310,7 +2310,7 @@
                     <w:color w:val="787878"/>
                     <w:sz w:val="18"/>
                   </w:rPr>
-                  <w:t>규격 입력</w:t>
+                  <w:t>{{itemSpec3}}</w:t>
                 </w:r>
               </w:sdtContent>
             </w:sdt>
@@ -2345,7 +2345,7 @@
                     <w:color w:val="787878"/>
                     <w:sz w:val="18"/>
                   </w:rPr>
-                  <w:t>수량</w:t>
+                  <w:t>{{itemQuantity3}}</w:t>
                 </w:r>
               </w:sdtContent>
             </w:sdt>
@@ -2380,7 +2380,7 @@
                     <w:color w:val="787878"/>
                     <w:sz w:val="18"/>
                   </w:rPr>
-                  <w:t>단가</w:t>
+                  <w:t>{{itemUnitPrice3}}</w:t>
                 </w:r>
               </w:sdtContent>
             </w:sdt>
@@ -2415,7 +2415,7 @@
                     <w:color w:val="787878"/>
                     <w:sz w:val="18"/>
                   </w:rPr>
-                  <w:t>금액</w:t>
+                  <w:t>{{itemAmount3}}</w:t>
                 </w:r>
               </w:sdtContent>
             </w:sdt>
@@ -2487,7 +2487,7 @@
                     <w:color w:val="787878"/>
                     <w:sz w:val="18"/>
                   </w:rPr>
-                  <w:t>수량 합계</w:t>
+                  <w:t>{{itemTotalQuantity}}</w:t>
                 </w:r>
               </w:sdtContent>
             </w:sdt>
@@ -2522,7 +2522,7 @@
                     <w:color w:val="787878"/>
                     <w:sz w:val="18"/>
                   </w:rPr>
-                  <w:t>금액 합계</w:t>
+                  <w:t>{{itemTotalAmount}}</w:t>
                 </w:r>
               </w:sdtContent>
             </w:sdt>
@@ -2554,7 +2554,7 @@
               <w:rFonts w:ascii="Malgun Gothic" w:hAnsi="Malgun Gothic" w:eastAsia="Malgun Gothic"/>
               <w:sz w:val="20"/>
             </w:rPr>
-            <w:t>YYYY. MM. DD.</w:t>
+            <w:t>{{completionDate}}</w:t>
           </w:r>
         </w:sdtContent>
       </w:sdt>
@@ -2641,7 +2641,7 @@
                     <w:color w:val="787878"/>
                     <w:sz w:val="18"/>
                   </w:rPr>
-                  <w:t>성명 입력</w:t>
+                  <w:t>{{requesterName}}</w:t>
                 </w:r>
               </w:sdtContent>
             </w:sdt>
@@ -2702,7 +2702,7 @@
                     <w:color w:val="787878"/>
                     <w:sz w:val="18"/>
                   </w:rPr>
-                  <w:t>기관/담당 입력</w:t>
+                  <w:t>{{receiver}}</w:t>
                 </w:r>
               </w:sdtContent>
             </w:sdt>
@@ -2772,7 +2772,7 @@
                     <w:color w:val="787878"/>
                     <w:sz w:val="18"/>
                   </w:rPr>
-                  <w:t>비고 입력</w:t>
+                  <w:t>{{draftNote}}</w:t>
                 </w:r>
               </w:sdtContent>
             </w:sdt>
@@ -3146,7 +3146,7 @@
                     <w:color w:val="787878"/>
                     <w:sz w:val="16"/>
                   </w:rPr>
-                  <w:t>입력</w:t>
+                  <w:t>{{draftApproval1}}</w:t>
                 </w:r>
               </w:sdtContent>
             </w:sdt>
@@ -3181,7 +3181,7 @@
                     <w:color w:val="787878"/>
                     <w:sz w:val="16"/>
                   </w:rPr>
-                  <w:t>입력</w:t>
+                  <w:t>{{draftApproval2}}</w:t>
                 </w:r>
               </w:sdtContent>
             </w:sdt>
@@ -3216,7 +3216,7 @@
                     <w:color w:val="787878"/>
                     <w:sz w:val="16"/>
                   </w:rPr>
-                  <w:t>입력</w:t>
+                  <w:t>{{draftApproval3}}</w:t>
                 </w:r>
               </w:sdtContent>
             </w:sdt>
@@ -3251,7 +3251,7 @@
                     <w:color w:val="787878"/>
                     <w:sz w:val="16"/>
                   </w:rPr>
-                  <w:t>입력</w:t>
+                  <w:t>{{draftApproval4}}</w:t>
                 </w:r>
               </w:sdtContent>
             </w:sdt>
@@ -3286,7 +3286,7 @@
                     <w:color w:val="787878"/>
                     <w:sz w:val="16"/>
                   </w:rPr>
-                  <w:t>입력</w:t>
+                  <w:t>{{draftApproval5}}</w:t>
                 </w:r>
               </w:sdtContent>
             </w:sdt>
@@ -3321,7 +3321,7 @@
                     <w:color w:val="787878"/>
                     <w:sz w:val="16"/>
                   </w:rPr>
-                  <w:t>입력</w:t>
+                  <w:t>{{draftApproval6}}</w:t>
                 </w:r>
               </w:sdtContent>
             </w:sdt>
@@ -3356,7 +3356,7 @@
                     <w:color w:val="787878"/>
                     <w:sz w:val="16"/>
                   </w:rPr>
-                  <w:t>입력</w:t>
+                  <w:t>{{draftApproval7}}</w:t>
                 </w:r>
               </w:sdtContent>
             </w:sdt>
@@ -3391,7 +3391,7 @@
                     <w:color w:val="787878"/>
                     <w:sz w:val="16"/>
                   </w:rPr>
-                  <w:t>입력</w:t>
+                  <w:t>{{draftApproval8}}</w:t>
                 </w:r>
               </w:sdtContent>
             </w:sdt>
@@ -3426,7 +3426,7 @@
                     <w:color w:val="787878"/>
                     <w:sz w:val="16"/>
                   </w:rPr>
-                  <w:t>입력</w:t>
+                  <w:t>{{draftApproval9}}</w:t>
                 </w:r>
               </w:sdtContent>
             </w:sdt>
@@ -3501,7 +3501,7 @@
                     <w:color w:val="787878"/>
                     <w:sz w:val="16"/>
                   </w:rPr>
-                  <w:t>입력</w:t>
+                  <w:t>{{draftCooperation1}}</w:t>
                 </w:r>
               </w:sdtContent>
             </w:sdt>
@@ -3536,7 +3536,7 @@
                     <w:color w:val="787878"/>
                     <w:sz w:val="16"/>
                   </w:rPr>
-                  <w:t>입력</w:t>
+                  <w:t>{{draftCooperation2}}</w:t>
                 </w:r>
               </w:sdtContent>
             </w:sdt>
@@ -3571,7 +3571,7 @@
                     <w:color w:val="787878"/>
                     <w:sz w:val="16"/>
                   </w:rPr>
-                  <w:t>입력</w:t>
+                  <w:t>{{draftCooperation3}}</w:t>
                 </w:r>
               </w:sdtContent>
             </w:sdt>
@@ -3606,7 +3606,7 @@
                     <w:color w:val="787878"/>
                     <w:sz w:val="16"/>
                   </w:rPr>
-                  <w:t>입력</w:t>
+                  <w:t>{{draftCooperation4}}</w:t>
                 </w:r>
               </w:sdtContent>
             </w:sdt>
@@ -3641,7 +3641,7 @@
                     <w:color w:val="787878"/>
                     <w:sz w:val="16"/>
                   </w:rPr>
-                  <w:t>입력</w:t>
+                  <w:t>{{draftCooperation5}}</w:t>
                 </w:r>
               </w:sdtContent>
             </w:sdt>
@@ -3676,7 +3676,7 @@
                     <w:color w:val="787878"/>
                     <w:sz w:val="16"/>
                   </w:rPr>
-                  <w:t>입력</w:t>
+                  <w:t>{{draftCooperation6}}</w:t>
                 </w:r>
               </w:sdtContent>
             </w:sdt>
@@ -3711,7 +3711,7 @@
                     <w:color w:val="787878"/>
                     <w:sz w:val="16"/>
                   </w:rPr>
-                  <w:t>입력</w:t>
+                  <w:t>{{draftCooperation7}}</w:t>
                 </w:r>
               </w:sdtContent>
             </w:sdt>
@@ -3746,7 +3746,7 @@
                     <w:color w:val="787878"/>
                     <w:sz w:val="16"/>
                   </w:rPr>
-                  <w:t>입력</w:t>
+                  <w:t>{{draftCooperation8}}</w:t>
                 </w:r>
               </w:sdtContent>
             </w:sdt>
@@ -3781,7 +3781,7 @@
                     <w:color w:val="787878"/>
                     <w:sz w:val="16"/>
                   </w:rPr>
-                  <w:t>입력</w:t>
+                  <w:t>{{draftCooperation9}}</w:t>
                 </w:r>
               </w:sdtContent>
             </w:sdt>
@@ -3891,7 +3891,7 @@
                     <w:color w:val="787878"/>
                     <w:sz w:val="18"/>
                   </w:rPr>
-                  <w:t>예: 2026년</w:t>
+                  <w:t>{{fiscalYear}}</w:t>
                 </w:r>
               </w:sdtContent>
             </w:sdt>
@@ -3953,7 +3953,7 @@
                     <w:color w:val="787878"/>
                     <w:sz w:val="18"/>
                   </w:rPr>
-                  <w:t>예: 2026결-구비01-01</w:t>
+                  <w:t>{{resolutionDocumentNumber}}</w:t>
                 </w:r>
               </w:sdtContent>
             </w:sdt>
@@ -4074,7 +4074,7 @@
                           <w:color w:val="787878"/>
                           <w:sz w:val="14"/>
                         </w:rPr>
-                        <w:t>□</w:t>
+                        <w:t>{{payCash}}</w:t>
                       </w:r>
                     </w:sdtContent>
                   </w:sdt>
@@ -4140,7 +4140,7 @@
                           <w:color w:val="787878"/>
                           <w:sz w:val="14"/>
                         </w:rPr>
-                        <w:t>□</w:t>
+                        <w:t>{{payCard}}</w:t>
                       </w:r>
                     </w:sdtContent>
                   </w:sdt>
@@ -4206,7 +4206,7 @@
                           <w:color w:val="787878"/>
                           <w:sz w:val="14"/>
                         </w:rPr>
-                        <w:t>□</w:t>
+                        <w:t>{{payTransfer}}</w:t>
                       </w:r>
                     </w:sdtContent>
                   </w:sdt>
@@ -4272,7 +4272,7 @@
                           <w:color w:val="787878"/>
                           <w:sz w:val="14"/>
                         </w:rPr>
-                        <w:t>□</w:t>
+                        <w:t>{{payAuto}}</w:t>
                       </w:r>
                     </w:sdtContent>
                   </w:sdt>
@@ -4338,7 +4338,7 @@
                           <w:color w:val="787878"/>
                           <w:sz w:val="14"/>
                         </w:rPr>
-                        <w:t>□</w:t>
+                        <w:t>{{payOther}}</w:t>
                       </w:r>
                     </w:sdtContent>
                   </w:sdt>
@@ -4415,7 +4415,7 @@
                     <w:color w:val="787878"/>
                     <w:sz w:val="18"/>
                   </w:rPr>
-                  <w:t>YYYY. MM. DD.</w:t>
+                  <w:t>{{initiationDate}}</w:t>
                 </w:r>
               </w:sdtContent>
             </w:sdt>
@@ -4477,7 +4477,7 @@
                     <w:color w:val="787878"/>
                     <w:sz w:val="18"/>
                   </w:rPr>
-                  <w:t>YYYY. MM. DD.</w:t>
+                  <w:t>{{resolutionDate}}</w:t>
                 </w:r>
               </w:sdtContent>
             </w:sdt>
@@ -4565,7 +4565,7 @@
                     <w:color w:val="787878"/>
                     <w:sz w:val="18"/>
                   </w:rPr>
-                  <w:t>예: 5월 제본교재비</w:t>
+                  <w:t>{{resolutionTitle}}</w:t>
                 </w:r>
               </w:sdtContent>
             </w:sdt>
@@ -4653,7 +4653,7 @@
                     <w:color w:val="787878"/>
                     <w:sz w:val="18"/>
                   </w:rPr>
-                  <w:t>예: 000,000원</w:t>
+                  <w:t>{{resolutionAmount}}</w:t>
                 </w:r>
               </w:sdtContent>
             </w:sdt>
@@ -4741,7 +4741,7 @@
                     <w:color w:val="787878"/>
                     <w:sz w:val="18"/>
                   </w:rPr>
-                  <w:t>지출 내용 입력</w:t>
+                  <w:t>{{resolutionContent}}</w:t>
                 </w:r>
               </w:sdtContent>
             </w:sdt>
@@ -4815,7 +4815,7 @@
                     <w:color w:val="787878"/>
                     <w:sz w:val="18"/>
                   </w:rPr>
-                  <w:t>예: 견적서 및 거래명세서 등</w:t>
+                  <w:t>{{attachments}}</w:t>
                 </w:r>
               </w:sdtContent>
             </w:sdt>
@@ -4889,7 +4889,7 @@
                     <w:color w:val="787878"/>
                     <w:sz w:val="18"/>
                   </w:rPr>
-                  <w:t>비고 입력</w:t>
+                  <w:t>{{resolutionNote}}</w:t>
                 </w:r>
               </w:sdtContent>
             </w:sdt>
@@ -5092,7 +5092,7 @@
                     <w:color w:val="787878"/>
                     <w:sz w:val="18"/>
                   </w:rPr>
-                  <w:t>1</w:t>
+                  <w:t>{{transactionNo1}}</w:t>
                 </w:r>
               </w:sdtContent>
             </w:sdt>
@@ -5127,7 +5127,7 @@
                     <w:color w:val="787878"/>
                     <w:sz w:val="18"/>
                   </w:rPr>
-                  <w:t>YYYY. MM. DD.</w:t>
+                  <w:t>{{transactionDate1}}</w:t>
                 </w:r>
               </w:sdtContent>
             </w:sdt>
@@ -5162,7 +5162,7 @@
                     <w:color w:val="787878"/>
                     <w:sz w:val="18"/>
                   </w:rPr>
-                  <w:t>세부내역 입력</w:t>
+                  <w:t>{{transactionDetail1}}</w:t>
                 </w:r>
               </w:sdtContent>
             </w:sdt>
@@ -5197,7 +5197,7 @@
                     <w:color w:val="787878"/>
                     <w:sz w:val="18"/>
                   </w:rPr>
-                  <w:t>금액</w:t>
+                  <w:t>{{transactionAmount1}}</w:t>
                 </w:r>
               </w:sdtContent>
             </w:sdt>
@@ -5232,7 +5232,7 @@
                     <w:color w:val="787878"/>
                     <w:sz w:val="18"/>
                   </w:rPr>
-                  <w:t>비고</w:t>
+                  <w:t>{{transactionNote1}}</w:t>
                 </w:r>
               </w:sdtContent>
             </w:sdt>
@@ -5276,7 +5276,7 @@
                     <w:color w:val="787878"/>
                     <w:sz w:val="18"/>
                   </w:rPr>
-                  <w:t>2</w:t>
+                  <w:t>{{transactionNo2}}</w:t>
                 </w:r>
               </w:sdtContent>
             </w:sdt>
@@ -5311,7 +5311,7 @@
                     <w:color w:val="787878"/>
                     <w:sz w:val="18"/>
                   </w:rPr>
-                  <w:t>YYYY. MM. DD.</w:t>
+                  <w:t>{{transactionDate2}}</w:t>
                 </w:r>
               </w:sdtContent>
             </w:sdt>
@@ -5346,7 +5346,7 @@
                     <w:color w:val="787878"/>
                     <w:sz w:val="18"/>
                   </w:rPr>
-                  <w:t>세부내역 입력</w:t>
+                  <w:t>{{transactionDetail2}}</w:t>
                 </w:r>
               </w:sdtContent>
             </w:sdt>
@@ -5381,7 +5381,7 @@
                     <w:color w:val="787878"/>
                     <w:sz w:val="18"/>
                   </w:rPr>
-                  <w:t>금액</w:t>
+                  <w:t>{{transactionAmount2}}</w:t>
                 </w:r>
               </w:sdtContent>
             </w:sdt>
@@ -5416,7 +5416,7 @@
                     <w:color w:val="787878"/>
                     <w:sz w:val="18"/>
                   </w:rPr>
-                  <w:t>비고</w:t>
+                  <w:t>{{transactionNote2}}</w:t>
                 </w:r>
               </w:sdtContent>
             </w:sdt>
@@ -5460,7 +5460,7 @@
                     <w:color w:val="787878"/>
                     <w:sz w:val="18"/>
                   </w:rPr>
-                  <w:t>3</w:t>
+                  <w:t>{{transactionNo3}}</w:t>
                 </w:r>
               </w:sdtContent>
             </w:sdt>
@@ -5495,7 +5495,7 @@
                     <w:color w:val="787878"/>
                     <w:sz w:val="18"/>
                   </w:rPr>
-                  <w:t>YYYY. MM. DD.</w:t>
+                  <w:t>{{transactionDate3}}</w:t>
                 </w:r>
               </w:sdtContent>
             </w:sdt>
@@ -5530,7 +5530,7 @@
                     <w:color w:val="787878"/>
                     <w:sz w:val="18"/>
                   </w:rPr>
-                  <w:t>세부내역 입력</w:t>
+                  <w:t>{{transactionDetail3}}</w:t>
                 </w:r>
               </w:sdtContent>
             </w:sdt>
@@ -5565,7 +5565,7 @@
                     <w:color w:val="787878"/>
                     <w:sz w:val="18"/>
                   </w:rPr>
-                  <w:t>금액</w:t>
+                  <w:t>{{transactionAmount3}}</w:t>
                 </w:r>
               </w:sdtContent>
             </w:sdt>
@@ -5600,7 +5600,7 @@
                     <w:color w:val="787878"/>
                     <w:sz w:val="18"/>
                   </w:rPr>
-                  <w:t>비고</w:t>
+                  <w:t>{{transactionNote3}}</w:t>
                 </w:r>
               </w:sdtContent>
             </w:sdt>
@@ -5671,7 +5671,7 @@
                     <w:color w:val="787878"/>
                     <w:sz w:val="18"/>
                   </w:rPr>
-                  <w:t>합계 입력</w:t>
+                  <w:t>{{transactionTotal}}</w:t>
                 </w:r>
               </w:sdtContent>
             </w:sdt>
@@ -5706,7 +5706,7 @@
                     <w:color w:val="787878"/>
                     <w:sz w:val="18"/>
                   </w:rPr>
-                  <w:t>입력</w:t>
+                  <w:t>{{transactionTotalNote}}</w:t>
                 </w:r>
               </w:sdtContent>
             </w:sdt>
@@ -5791,7 +5791,7 @@
                     <w:color w:val="787878"/>
                     <w:sz w:val="18"/>
                   </w:rPr>
-                  <w:t>첨부서류 목록 또는 메모 입력</w:t>
+                  <w:t>{{attachmentSpace}}</w:t>
                 </w:r>
               </w:sdtContent>
             </w:sdt>
@@ -5879,7 +5879,7 @@
                     <w:color w:val="787878"/>
                     <w:sz w:val="18"/>
                   </w:rPr>
-                  <w:t>YYYY. MM. DD.</w:t>
+                  <w:t>{{paymentDate}}</w:t>
                 </w:r>
               </w:sdtContent>
             </w:sdt>
@@ -5940,7 +5940,7 @@
                     <w:color w:val="787878"/>
                     <w:sz w:val="18"/>
                   </w:rPr>
-                  <w:t>은행/계좌번호 입력</w:t>
+                  <w:t>{{bankAccount}}</w:t>
                 </w:r>
               </w:sdtContent>
             </w:sdt>
@@ -6009,7 +6009,7 @@
                     <w:color w:val="787878"/>
                     <w:sz w:val="18"/>
                   </w:rPr>
-                  <w:t>거래처 입력</w:t>
+                  <w:t>{{vendorName}}</w:t>
                 </w:r>
               </w:sdtContent>
             </w:sdt>
@@ -6070,7 +6070,7 @@
                     <w:color w:val="787878"/>
                     <w:sz w:val="18"/>
                   </w:rPr>
-                  <w:t>사업자번호 입력</w:t>
+                  <w:t>{{businessNumber}}</w:t>
                 </w:r>
               </w:sdtContent>
             </w:sdt>
@@ -6139,7 +6139,7 @@
                     <w:color w:val="787878"/>
                     <w:sz w:val="18"/>
                   </w:rPr>
-                  <w:t>금액 입력</w:t>
+                  <w:t>{{paymentAmount}}</w:t>
                 </w:r>
               </w:sdtContent>
             </w:sdt>
@@ -6200,7 +6200,7 @@
                     <w:color w:val="787878"/>
                     <w:sz w:val="18"/>
                   </w:rPr>
-                  <w:t>예금주 입력</w:t>
+                  <w:t>{{accountHolder}}</w:t>
                 </w:r>
               </w:sdtContent>
             </w:sdt>
@@ -6269,7 +6269,7 @@
                     <w:color w:val="787878"/>
                     <w:sz w:val="18"/>
                   </w:rPr>
-                  <w:t>담당자 입력</w:t>
+                  <w:t>{{manager}}</w:t>
                 </w:r>
               </w:sdtContent>
             </w:sdt>
@@ -6330,7 +6330,7 @@
                     <w:color w:val="787878"/>
                     <w:sz w:val="18"/>
                   </w:rPr>
-                  <w:t>연락처 입력</w:t>
+                  <w:t>{{contact}}</w:t>
                 </w:r>
               </w:sdtContent>
             </w:sdt>
@@ -6704,7 +6704,7 @@
                     <w:color w:val="787878"/>
                     <w:sz w:val="16"/>
                   </w:rPr>
-                  <w:t>입력</w:t>
+                  <w:t>{{resolutionApproval1}}</w:t>
                 </w:r>
               </w:sdtContent>
             </w:sdt>
@@ -6739,7 +6739,7 @@
                     <w:color w:val="787878"/>
                     <w:sz w:val="16"/>
                   </w:rPr>
-                  <w:t>입력</w:t>
+                  <w:t>{{resolutionApproval2}}</w:t>
                 </w:r>
               </w:sdtContent>
             </w:sdt>
@@ -6774,7 +6774,7 @@
                     <w:color w:val="787878"/>
                     <w:sz w:val="16"/>
                   </w:rPr>
-                  <w:t>입력</w:t>
+                  <w:t>{{resolutionApproval3}}</w:t>
                 </w:r>
               </w:sdtContent>
             </w:sdt>
@@ -6809,7 +6809,7 @@
                     <w:color w:val="787878"/>
                     <w:sz w:val="16"/>
                   </w:rPr>
-                  <w:t>입력</w:t>
+                  <w:t>{{resolutionApproval4}}</w:t>
                 </w:r>
               </w:sdtContent>
             </w:sdt>
@@ -6844,7 +6844,7 @@
                     <w:color w:val="787878"/>
                     <w:sz w:val="16"/>
                   </w:rPr>
-                  <w:t>입력</w:t>
+                  <w:t>{{resolutionApproval5}}</w:t>
                 </w:r>
               </w:sdtContent>
             </w:sdt>
@@ -6879,7 +6879,7 @@
                     <w:color w:val="787878"/>
                     <w:sz w:val="16"/>
                   </w:rPr>
-                  <w:t>입력</w:t>
+                  <w:t>{{resolutionApproval6}}</w:t>
                 </w:r>
               </w:sdtContent>
             </w:sdt>
@@ -6914,7 +6914,7 @@
                     <w:color w:val="787878"/>
                     <w:sz w:val="16"/>
                   </w:rPr>
-                  <w:t>입력</w:t>
+                  <w:t>{{resolutionApproval7}}</w:t>
                 </w:r>
               </w:sdtContent>
             </w:sdt>
@@ -6949,7 +6949,7 @@
                     <w:color w:val="787878"/>
                     <w:sz w:val="16"/>
                   </w:rPr>
-                  <w:t>입력</w:t>
+                  <w:t>{{resolutionApproval8}}</w:t>
                 </w:r>
               </w:sdtContent>
             </w:sdt>
@@ -6984,7 +6984,7 @@
                     <w:color w:val="787878"/>
                     <w:sz w:val="16"/>
                   </w:rPr>
-                  <w:t>입력</w:t>
+                  <w:t>{{resolutionApproval9}}</w:t>
                 </w:r>
               </w:sdtContent>
             </w:sdt>

--- a/src/main/resources/templates/docx/expense-document-template.docx
+++ b/src/main/resources/templates/docx/expense-document-template.docx
@@ -1786,7 +1786,9 @@
             <w:pPr>
               <w:jc w:val="center"/>
             </w:pPr>
-            <w:r/>
+            <w:r>
+              <w:t>{{itemRows}}</w:t>
+            </w:r>
             <w:sdt>
               <w:sdtPr>
                 <w:tag w:val="ITEM_NO_1"/>
@@ -1800,7 +1802,7 @@
                     <w:color w:val="787878"/>
                     <w:sz w:val="18"/>
                   </w:rPr>
-                  <w:t>{{itemNo1}}</w:t>
+                  <w:t>[no]</w:t>
                 </w:r>
               </w:sdtContent>
             </w:sdt>
@@ -1835,7 +1837,7 @@
                     <w:color w:val="787878"/>
                     <w:sz w:val="18"/>
                   </w:rPr>
-                  <w:t>{{itemDescription1}}</w:t>
+                  <w:t>[description]</w:t>
                 </w:r>
               </w:sdtContent>
             </w:sdt>
@@ -1870,7 +1872,7 @@
                     <w:color w:val="787878"/>
                     <w:sz w:val="18"/>
                   </w:rPr>
-                  <w:t>{{itemSpec1}}</w:t>
+                  <w:t>[spec]</w:t>
                 </w:r>
               </w:sdtContent>
             </w:sdt>
@@ -1905,7 +1907,7 @@
                     <w:color w:val="787878"/>
                     <w:sz w:val="18"/>
                   </w:rPr>
-                  <w:t>{{itemQuantity1}}</w:t>
+                  <w:t>[quantity]</w:t>
                 </w:r>
               </w:sdtContent>
             </w:sdt>
@@ -1940,7 +1942,7 @@
                     <w:color w:val="787878"/>
                     <w:sz w:val="18"/>
                   </w:rPr>
-                  <w:t>{{itemUnitPrice1}}</w:t>
+                  <w:t>[unitPrice]</w:t>
                 </w:r>
               </w:sdtContent>
             </w:sdt>
@@ -1975,447 +1977,7 @@
                     <w:color w:val="787878"/>
                     <w:sz w:val="18"/>
                   </w:rPr>
-                  <w:t>{{itemAmount1}}</w:t>
-                </w:r>
-              </w:sdtContent>
-            </w:sdt>
-          </w:p>
-        </w:tc>
-      </w:tr>
-      <w:tr>
-        <w:trPr>
-          <w:trHeight w:val="396" w:hRule="atLeast"/>
-          <w:trHeight w:val="396" w:hRule="atLeast"/>
-          <w:trHeight w:val="396" w:hRule="atLeast"/>
-          <w:trHeight w:val="396" w:hRule="atLeast"/>
-          <w:trHeight w:val="396" w:hRule="atLeast"/>
-          <w:trHeight w:val="396" w:hRule="atLeast"/>
-        </w:trPr>
-        <w:tc>
-          <w:tcPr>
-            <w:tcW w:type="dxa" w:w="793"/>
-            <w:tcBorders>
-              <w:top w:sz="6" w:val="single" w:color="000000"/>
-              <w:left w:sz="6" w:val="single" w:color="000000"/>
-              <w:bottom w:sz="6" w:val="single" w:color="000000"/>
-              <w:right w:sz="6" w:val="single" w:color="000000"/>
-            </w:tcBorders>
-            <w:vAlign w:val="center"/>
-          </w:tcPr>
-          <w:p>
-            <w:pPr>
-              <w:jc w:val="center"/>
-            </w:pPr>
-            <w:r/>
-            <w:sdt>
-              <w:sdtPr>
-                <w:tag w:val="ITEM_NO_2"/>
-                <w:alias w:val="ITEM_NO_2"/>
-                <w:text/>
-              </w:sdtPr>
-              <w:sdtContent>
-                <w:r>
-                  <w:rPr>
-                    <w:rFonts w:ascii="Malgun Gothic" w:hAnsi="Malgun Gothic" w:eastAsia="Malgun Gothic"/>
-                    <w:color w:val="787878"/>
-                    <w:sz w:val="18"/>
-                  </w:rPr>
-                  <w:t>{{itemNo2}}</w:t>
-                </w:r>
-              </w:sdtContent>
-            </w:sdt>
-          </w:p>
-        </w:tc>
-        <w:tc>
-          <w:tcPr>
-            <w:tcW w:type="dxa" w:w="3288"/>
-            <w:tcBorders>
-              <w:top w:sz="6" w:val="single" w:color="000000"/>
-              <w:left w:sz="6" w:val="single" w:color="000000"/>
-              <w:bottom w:sz="6" w:val="single" w:color="000000"/>
-              <w:right w:sz="6" w:val="single" w:color="000000"/>
-            </w:tcBorders>
-            <w:vAlign w:val="center"/>
-          </w:tcPr>
-          <w:p>
-            <w:pPr>
-              <w:jc w:val="center"/>
-            </w:pPr>
-            <w:r/>
-            <w:sdt>
-              <w:sdtPr>
-                <w:tag w:val="ITEM_DESC_2"/>
-                <w:alias w:val="ITEM_DESC_2"/>
-                <w:text/>
-              </w:sdtPr>
-              <w:sdtContent>
-                <w:r>
-                  <w:rPr>
-                    <w:rFonts w:ascii="Malgun Gothic" w:hAnsi="Malgun Gothic" w:eastAsia="Malgun Gothic"/>
-                    <w:color w:val="787878"/>
-                    <w:sz w:val="18"/>
-                  </w:rPr>
-                  <w:t>{{itemDescription2}}</w:t>
-                </w:r>
-              </w:sdtContent>
-            </w:sdt>
-          </w:p>
-        </w:tc>
-        <w:tc>
-          <w:tcPr>
-            <w:tcW w:type="dxa" w:w="1587"/>
-            <w:tcBorders>
-              <w:top w:sz="6" w:val="single" w:color="000000"/>
-              <w:left w:sz="6" w:val="single" w:color="000000"/>
-              <w:bottom w:sz="6" w:val="single" w:color="000000"/>
-              <w:right w:sz="6" w:val="single" w:color="000000"/>
-            </w:tcBorders>
-            <w:vAlign w:val="center"/>
-          </w:tcPr>
-          <w:p>
-            <w:pPr>
-              <w:jc w:val="center"/>
-            </w:pPr>
-            <w:r/>
-            <w:sdt>
-              <w:sdtPr>
-                <w:tag w:val="ITEM_SPEC_2"/>
-                <w:alias w:val="ITEM_SPEC_2"/>
-                <w:text/>
-              </w:sdtPr>
-              <w:sdtContent>
-                <w:r>
-                  <w:rPr>
-                    <w:rFonts w:ascii="Malgun Gothic" w:hAnsi="Malgun Gothic" w:eastAsia="Malgun Gothic"/>
-                    <w:color w:val="787878"/>
-                    <w:sz w:val="18"/>
-                  </w:rPr>
-                  <w:t>{{itemSpec2}}</w:t>
-                </w:r>
-              </w:sdtContent>
-            </w:sdt>
-          </w:p>
-        </w:tc>
-        <w:tc>
-          <w:tcPr>
-            <w:tcW w:type="dxa" w:w="1247"/>
-            <w:tcBorders>
-              <w:top w:sz="6" w:val="single" w:color="000000"/>
-              <w:left w:sz="6" w:val="single" w:color="000000"/>
-              <w:bottom w:sz="6" w:val="single" w:color="000000"/>
-              <w:right w:sz="6" w:val="single" w:color="000000"/>
-            </w:tcBorders>
-            <w:vAlign w:val="center"/>
-          </w:tcPr>
-          <w:p>
-            <w:pPr>
-              <w:jc w:val="center"/>
-            </w:pPr>
-            <w:r/>
-            <w:sdt>
-              <w:sdtPr>
-                <w:tag w:val="ITEM_QTY_2"/>
-                <w:alias w:val="ITEM_QTY_2"/>
-                <w:text/>
-              </w:sdtPr>
-              <w:sdtContent>
-                <w:r>
-                  <w:rPr>
-                    <w:rFonts w:ascii="Malgun Gothic" w:hAnsi="Malgun Gothic" w:eastAsia="Malgun Gothic"/>
-                    <w:color w:val="787878"/>
-                    <w:sz w:val="18"/>
-                  </w:rPr>
-                  <w:t>{{itemQuantity2}}</w:t>
-                </w:r>
-              </w:sdtContent>
-            </w:sdt>
-          </w:p>
-        </w:tc>
-        <w:tc>
-          <w:tcPr>
-            <w:tcW w:type="dxa" w:w="1814"/>
-            <w:tcBorders>
-              <w:top w:sz="6" w:val="single" w:color="000000"/>
-              <w:left w:sz="6" w:val="single" w:color="000000"/>
-              <w:bottom w:sz="6" w:val="single" w:color="000000"/>
-              <w:right w:sz="6" w:val="single" w:color="000000"/>
-            </w:tcBorders>
-            <w:vAlign w:val="center"/>
-          </w:tcPr>
-          <w:p>
-            <w:pPr>
-              <w:jc w:val="center"/>
-            </w:pPr>
-            <w:r/>
-            <w:sdt>
-              <w:sdtPr>
-                <w:tag w:val="ITEM_UNIT_PRICE_2"/>
-                <w:alias w:val="ITEM_UNIT_PRICE_2"/>
-                <w:text/>
-              </w:sdtPr>
-              <w:sdtContent>
-                <w:r>
-                  <w:rPr>
-                    <w:rFonts w:ascii="Malgun Gothic" w:hAnsi="Malgun Gothic" w:eastAsia="Malgun Gothic"/>
-                    <w:color w:val="787878"/>
-                    <w:sz w:val="18"/>
-                  </w:rPr>
-                  <w:t>{{itemUnitPrice2}}</w:t>
-                </w:r>
-              </w:sdtContent>
-            </w:sdt>
-          </w:p>
-        </w:tc>
-        <w:tc>
-          <w:tcPr>
-            <w:tcW w:type="dxa" w:w="1814"/>
-            <w:tcBorders>
-              <w:top w:sz="6" w:val="single" w:color="000000"/>
-              <w:left w:sz="6" w:val="single" w:color="000000"/>
-              <w:bottom w:sz="6" w:val="single" w:color="000000"/>
-              <w:right w:sz="6" w:val="single" w:color="000000"/>
-            </w:tcBorders>
-            <w:vAlign w:val="center"/>
-          </w:tcPr>
-          <w:p>
-            <w:pPr>
-              <w:jc w:val="center"/>
-            </w:pPr>
-            <w:r/>
-            <w:sdt>
-              <w:sdtPr>
-                <w:tag w:val="ITEM_AMOUNT_2"/>
-                <w:alias w:val="ITEM_AMOUNT_2"/>
-                <w:text/>
-              </w:sdtPr>
-              <w:sdtContent>
-                <w:r>
-                  <w:rPr>
-                    <w:rFonts w:ascii="Malgun Gothic" w:hAnsi="Malgun Gothic" w:eastAsia="Malgun Gothic"/>
-                    <w:color w:val="787878"/>
-                    <w:sz w:val="18"/>
-                  </w:rPr>
-                  <w:t>{{itemAmount2}}</w:t>
-                </w:r>
-              </w:sdtContent>
-            </w:sdt>
-          </w:p>
-        </w:tc>
-      </w:tr>
-      <w:tr>
-        <w:trPr>
-          <w:trHeight w:val="396" w:hRule="atLeast"/>
-          <w:trHeight w:val="396" w:hRule="atLeast"/>
-          <w:trHeight w:val="396" w:hRule="atLeast"/>
-          <w:trHeight w:val="396" w:hRule="atLeast"/>
-          <w:trHeight w:val="396" w:hRule="atLeast"/>
-          <w:trHeight w:val="396" w:hRule="atLeast"/>
-        </w:trPr>
-        <w:tc>
-          <w:tcPr>
-            <w:tcW w:type="dxa" w:w="793"/>
-            <w:tcBorders>
-              <w:top w:sz="6" w:val="single" w:color="000000"/>
-              <w:left w:sz="6" w:val="single" w:color="000000"/>
-              <w:bottom w:sz="6" w:val="single" w:color="000000"/>
-              <w:right w:sz="6" w:val="single" w:color="000000"/>
-            </w:tcBorders>
-            <w:vAlign w:val="center"/>
-          </w:tcPr>
-          <w:p>
-            <w:pPr>
-              <w:jc w:val="center"/>
-            </w:pPr>
-            <w:r/>
-            <w:sdt>
-              <w:sdtPr>
-                <w:tag w:val="ITEM_NO_3"/>
-                <w:alias w:val="ITEM_NO_3"/>
-                <w:text/>
-              </w:sdtPr>
-              <w:sdtContent>
-                <w:r>
-                  <w:rPr>
-                    <w:rFonts w:ascii="Malgun Gothic" w:hAnsi="Malgun Gothic" w:eastAsia="Malgun Gothic"/>
-                    <w:color w:val="787878"/>
-                    <w:sz w:val="18"/>
-                  </w:rPr>
-                  <w:t>{{itemNo3}}</w:t>
-                </w:r>
-              </w:sdtContent>
-            </w:sdt>
-          </w:p>
-        </w:tc>
-        <w:tc>
-          <w:tcPr>
-            <w:tcW w:type="dxa" w:w="3288"/>
-            <w:tcBorders>
-              <w:top w:sz="6" w:val="single" w:color="000000"/>
-              <w:left w:sz="6" w:val="single" w:color="000000"/>
-              <w:bottom w:sz="6" w:val="single" w:color="000000"/>
-              <w:right w:sz="6" w:val="single" w:color="000000"/>
-            </w:tcBorders>
-            <w:vAlign w:val="center"/>
-          </w:tcPr>
-          <w:p>
-            <w:pPr>
-              <w:jc w:val="center"/>
-            </w:pPr>
-            <w:r/>
-            <w:sdt>
-              <w:sdtPr>
-                <w:tag w:val="ITEM_DESC_3"/>
-                <w:alias w:val="ITEM_DESC_3"/>
-                <w:text/>
-              </w:sdtPr>
-              <w:sdtContent>
-                <w:r>
-                  <w:rPr>
-                    <w:rFonts w:ascii="Malgun Gothic" w:hAnsi="Malgun Gothic" w:eastAsia="Malgun Gothic"/>
-                    <w:color w:val="787878"/>
-                    <w:sz w:val="18"/>
-                  </w:rPr>
-                  <w:t>{{itemDescription3}}</w:t>
-                </w:r>
-              </w:sdtContent>
-            </w:sdt>
-          </w:p>
-        </w:tc>
-        <w:tc>
-          <w:tcPr>
-            <w:tcW w:type="dxa" w:w="1587"/>
-            <w:tcBorders>
-              <w:top w:sz="6" w:val="single" w:color="000000"/>
-              <w:left w:sz="6" w:val="single" w:color="000000"/>
-              <w:bottom w:sz="6" w:val="single" w:color="000000"/>
-              <w:right w:sz="6" w:val="single" w:color="000000"/>
-            </w:tcBorders>
-            <w:vAlign w:val="center"/>
-          </w:tcPr>
-          <w:p>
-            <w:pPr>
-              <w:jc w:val="center"/>
-            </w:pPr>
-            <w:r/>
-            <w:sdt>
-              <w:sdtPr>
-                <w:tag w:val="ITEM_SPEC_3"/>
-                <w:alias w:val="ITEM_SPEC_3"/>
-                <w:text/>
-              </w:sdtPr>
-              <w:sdtContent>
-                <w:r>
-                  <w:rPr>
-                    <w:rFonts w:ascii="Malgun Gothic" w:hAnsi="Malgun Gothic" w:eastAsia="Malgun Gothic"/>
-                    <w:color w:val="787878"/>
-                    <w:sz w:val="18"/>
-                  </w:rPr>
-                  <w:t>{{itemSpec3}}</w:t>
-                </w:r>
-              </w:sdtContent>
-            </w:sdt>
-          </w:p>
-        </w:tc>
-        <w:tc>
-          <w:tcPr>
-            <w:tcW w:type="dxa" w:w="1247"/>
-            <w:tcBorders>
-              <w:top w:sz="6" w:val="single" w:color="000000"/>
-              <w:left w:sz="6" w:val="single" w:color="000000"/>
-              <w:bottom w:sz="6" w:val="single" w:color="000000"/>
-              <w:right w:sz="6" w:val="single" w:color="000000"/>
-            </w:tcBorders>
-            <w:vAlign w:val="center"/>
-          </w:tcPr>
-          <w:p>
-            <w:pPr>
-              <w:jc w:val="center"/>
-            </w:pPr>
-            <w:r/>
-            <w:sdt>
-              <w:sdtPr>
-                <w:tag w:val="ITEM_QTY_3"/>
-                <w:alias w:val="ITEM_QTY_3"/>
-                <w:text/>
-              </w:sdtPr>
-              <w:sdtContent>
-                <w:r>
-                  <w:rPr>
-                    <w:rFonts w:ascii="Malgun Gothic" w:hAnsi="Malgun Gothic" w:eastAsia="Malgun Gothic"/>
-                    <w:color w:val="787878"/>
-                    <w:sz w:val="18"/>
-                  </w:rPr>
-                  <w:t>{{itemQuantity3}}</w:t>
-                </w:r>
-              </w:sdtContent>
-            </w:sdt>
-          </w:p>
-        </w:tc>
-        <w:tc>
-          <w:tcPr>
-            <w:tcW w:type="dxa" w:w="1814"/>
-            <w:tcBorders>
-              <w:top w:sz="6" w:val="single" w:color="000000"/>
-              <w:left w:sz="6" w:val="single" w:color="000000"/>
-              <w:bottom w:sz="6" w:val="single" w:color="000000"/>
-              <w:right w:sz="6" w:val="single" w:color="000000"/>
-            </w:tcBorders>
-            <w:vAlign w:val="center"/>
-          </w:tcPr>
-          <w:p>
-            <w:pPr>
-              <w:jc w:val="center"/>
-            </w:pPr>
-            <w:r/>
-            <w:sdt>
-              <w:sdtPr>
-                <w:tag w:val="ITEM_UNIT_PRICE_3"/>
-                <w:alias w:val="ITEM_UNIT_PRICE_3"/>
-                <w:text/>
-              </w:sdtPr>
-              <w:sdtContent>
-                <w:r>
-                  <w:rPr>
-                    <w:rFonts w:ascii="Malgun Gothic" w:hAnsi="Malgun Gothic" w:eastAsia="Malgun Gothic"/>
-                    <w:color w:val="787878"/>
-                    <w:sz w:val="18"/>
-                  </w:rPr>
-                  <w:t>{{itemUnitPrice3}}</w:t>
-                </w:r>
-              </w:sdtContent>
-            </w:sdt>
-          </w:p>
-        </w:tc>
-        <w:tc>
-          <w:tcPr>
-            <w:tcW w:type="dxa" w:w="1814"/>
-            <w:tcBorders>
-              <w:top w:sz="6" w:val="single" w:color="000000"/>
-              <w:left w:sz="6" w:val="single" w:color="000000"/>
-              <w:bottom w:sz="6" w:val="single" w:color="000000"/>
-              <w:right w:sz="6" w:val="single" w:color="000000"/>
-            </w:tcBorders>
-            <w:vAlign w:val="center"/>
-          </w:tcPr>
-          <w:p>
-            <w:pPr>
-              <w:jc w:val="center"/>
-            </w:pPr>
-            <w:r/>
-            <w:sdt>
-              <w:sdtPr>
-                <w:tag w:val="ITEM_AMOUNT_3"/>
-                <w:alias w:val="ITEM_AMOUNT_3"/>
-                <w:text/>
-              </w:sdtPr>
-              <w:sdtContent>
-                <w:r>
-                  <w:rPr>
-                    <w:rFonts w:ascii="Malgun Gothic" w:hAnsi="Malgun Gothic" w:eastAsia="Malgun Gothic"/>
-                    <w:color w:val="787878"/>
-                    <w:sz w:val="18"/>
-                  </w:rPr>
-                  <w:t>{{itemAmount3}}</w:t>
+                  <w:t>[amount]</w:t>
                 </w:r>
               </w:sdtContent>
             </w:sdt>
@@ -5078,7 +4640,9 @@
             <w:pPr>
               <w:jc w:val="center"/>
             </w:pPr>
-            <w:r/>
+            <w:r>
+              <w:t>{{transactionRows}}</w:t>
+            </w:r>
             <w:sdt>
               <w:sdtPr>
                 <w:tag w:val="RES_LINE_NO_1"/>
@@ -5092,7 +4656,7 @@
                     <w:color w:val="787878"/>
                     <w:sz w:val="18"/>
                   </w:rPr>
-                  <w:t>{{transactionNo1}}</w:t>
+                  <w:t>[no]</w:t>
                 </w:r>
               </w:sdtContent>
             </w:sdt>
@@ -5127,7 +4691,7 @@
                     <w:color w:val="787878"/>
                     <w:sz w:val="18"/>
                   </w:rPr>
-                  <w:t>{{transactionDate1}}</w:t>
+                  <w:t>[date]</w:t>
                 </w:r>
               </w:sdtContent>
             </w:sdt>
@@ -5162,7 +4726,7 @@
                     <w:color w:val="787878"/>
                     <w:sz w:val="18"/>
                   </w:rPr>
-                  <w:t>{{transactionDetail1}}</w:t>
+                  <w:t>[detail]</w:t>
                 </w:r>
               </w:sdtContent>
             </w:sdt>
@@ -5197,7 +4761,7 @@
                     <w:color w:val="787878"/>
                     <w:sz w:val="18"/>
                   </w:rPr>
-                  <w:t>{{transactionAmount1}}</w:t>
+                  <w:t>[amount]</w:t>
                 </w:r>
               </w:sdtContent>
             </w:sdt>
@@ -5232,375 +4796,7 @@
                     <w:color w:val="787878"/>
                     <w:sz w:val="18"/>
                   </w:rPr>
-                  <w:t>{{transactionNote1}}</w:t>
-                </w:r>
-              </w:sdtContent>
-            </w:sdt>
-          </w:p>
-        </w:tc>
-      </w:tr>
-      <w:tr>
-        <w:trPr>
-          <w:trHeight w:val="396" w:hRule="atLeast"/>
-          <w:trHeight w:val="396" w:hRule="atLeast"/>
-          <w:trHeight w:val="396" w:hRule="atLeast"/>
-          <w:trHeight w:val="396" w:hRule="atLeast"/>
-          <w:trHeight w:val="396" w:hRule="atLeast"/>
-        </w:trPr>
-        <w:tc>
-          <w:tcPr>
-            <w:tcW w:type="dxa" w:w="850"/>
-            <w:tcBorders>
-              <w:top w:sz="6" w:val="single" w:color="000000"/>
-              <w:left w:sz="6" w:val="single" w:color="000000"/>
-              <w:bottom w:sz="6" w:val="single" w:color="000000"/>
-              <w:right w:sz="6" w:val="single" w:color="000000"/>
-            </w:tcBorders>
-            <w:vAlign w:val="center"/>
-          </w:tcPr>
-          <w:p>
-            <w:pPr>
-              <w:jc w:val="center"/>
-            </w:pPr>
-            <w:r/>
-            <w:sdt>
-              <w:sdtPr>
-                <w:tag w:val="RES_LINE_NO_2"/>
-                <w:alias w:val="RES_LINE_NO_2"/>
-                <w:text/>
-              </w:sdtPr>
-              <w:sdtContent>
-                <w:r>
-                  <w:rPr>
-                    <w:rFonts w:ascii="Malgun Gothic" w:hAnsi="Malgun Gothic" w:eastAsia="Malgun Gothic"/>
-                    <w:color w:val="787878"/>
-                    <w:sz w:val="18"/>
-                  </w:rPr>
-                  <w:t>{{transactionNo2}}</w:t>
-                </w:r>
-              </w:sdtContent>
-            </w:sdt>
-          </w:p>
-        </w:tc>
-        <w:tc>
-          <w:tcPr>
-            <w:tcW w:type="dxa" w:w="1814"/>
-            <w:tcBorders>
-              <w:top w:sz="6" w:val="single" w:color="000000"/>
-              <w:left w:sz="6" w:val="single" w:color="000000"/>
-              <w:bottom w:sz="6" w:val="single" w:color="000000"/>
-              <w:right w:sz="6" w:val="single" w:color="000000"/>
-            </w:tcBorders>
-            <w:vAlign w:val="center"/>
-          </w:tcPr>
-          <w:p>
-            <w:pPr>
-              <w:jc w:val="center"/>
-            </w:pPr>
-            <w:r/>
-            <w:sdt>
-              <w:sdtPr>
-                <w:tag w:val="RES_LINE_DATE_2"/>
-                <w:alias w:val="RES_LINE_DATE_2"/>
-                <w:text/>
-              </w:sdtPr>
-              <w:sdtContent>
-                <w:r>
-                  <w:rPr>
-                    <w:rFonts w:ascii="Malgun Gothic" w:hAnsi="Malgun Gothic" w:eastAsia="Malgun Gothic"/>
-                    <w:color w:val="787878"/>
-                    <w:sz w:val="18"/>
-                  </w:rPr>
-                  <w:t>{{transactionDate2}}</w:t>
-                </w:r>
-              </w:sdtContent>
-            </w:sdt>
-          </w:p>
-        </w:tc>
-        <w:tc>
-          <w:tcPr>
-            <w:tcW w:type="dxa" w:w="3969"/>
-            <w:tcBorders>
-              <w:top w:sz="6" w:val="single" w:color="000000"/>
-              <w:left w:sz="6" w:val="single" w:color="000000"/>
-              <w:bottom w:sz="6" w:val="single" w:color="000000"/>
-              <w:right w:sz="6" w:val="single" w:color="000000"/>
-            </w:tcBorders>
-            <w:vAlign w:val="center"/>
-          </w:tcPr>
-          <w:p>
-            <w:pPr>
-              <w:jc w:val="left"/>
-            </w:pPr>
-            <w:r/>
-            <w:sdt>
-              <w:sdtPr>
-                <w:tag w:val="RES_LINE_DETAIL_2"/>
-                <w:alias w:val="RES_LINE_DETAIL_2"/>
-                <w:text/>
-              </w:sdtPr>
-              <w:sdtContent>
-                <w:r>
-                  <w:rPr>
-                    <w:rFonts w:ascii="Malgun Gothic" w:hAnsi="Malgun Gothic" w:eastAsia="Malgun Gothic"/>
-                    <w:color w:val="787878"/>
-                    <w:sz w:val="18"/>
-                  </w:rPr>
-                  <w:t>{{transactionDetail2}}</w:t>
-                </w:r>
-              </w:sdtContent>
-            </w:sdt>
-          </w:p>
-        </w:tc>
-        <w:tc>
-          <w:tcPr>
-            <w:tcW w:type="dxa" w:w="1814"/>
-            <w:tcBorders>
-              <w:top w:sz="6" w:val="single" w:color="000000"/>
-              <w:left w:sz="6" w:val="single" w:color="000000"/>
-              <w:bottom w:sz="6" w:val="single" w:color="000000"/>
-              <w:right w:sz="6" w:val="single" w:color="000000"/>
-            </w:tcBorders>
-            <w:vAlign w:val="center"/>
-          </w:tcPr>
-          <w:p>
-            <w:pPr>
-              <w:jc w:val="center"/>
-            </w:pPr>
-            <w:r/>
-            <w:sdt>
-              <w:sdtPr>
-                <w:tag w:val="RES_LINE_AMOUNT_2"/>
-                <w:alias w:val="RES_LINE_AMOUNT_2"/>
-                <w:text/>
-              </w:sdtPr>
-              <w:sdtContent>
-                <w:r>
-                  <w:rPr>
-                    <w:rFonts w:ascii="Malgun Gothic" w:hAnsi="Malgun Gothic" w:eastAsia="Malgun Gothic"/>
-                    <w:color w:val="787878"/>
-                    <w:sz w:val="18"/>
-                  </w:rPr>
-                  <w:t>{{transactionAmount2}}</w:t>
-                </w:r>
-              </w:sdtContent>
-            </w:sdt>
-          </w:p>
-        </w:tc>
-        <w:tc>
-          <w:tcPr>
-            <w:tcW w:type="dxa" w:w="1984"/>
-            <w:tcBorders>
-              <w:top w:sz="6" w:val="single" w:color="000000"/>
-              <w:left w:sz="6" w:val="single" w:color="000000"/>
-              <w:bottom w:sz="6" w:val="single" w:color="000000"/>
-              <w:right w:sz="6" w:val="single" w:color="000000"/>
-            </w:tcBorders>
-            <w:vAlign w:val="center"/>
-          </w:tcPr>
-          <w:p>
-            <w:pPr>
-              <w:jc w:val="center"/>
-            </w:pPr>
-            <w:r/>
-            <w:sdt>
-              <w:sdtPr>
-                <w:tag w:val="RES_LINE_NOTE_2"/>
-                <w:alias w:val="RES_LINE_NOTE_2"/>
-                <w:text/>
-              </w:sdtPr>
-              <w:sdtContent>
-                <w:r>
-                  <w:rPr>
-                    <w:rFonts w:ascii="Malgun Gothic" w:hAnsi="Malgun Gothic" w:eastAsia="Malgun Gothic"/>
-                    <w:color w:val="787878"/>
-                    <w:sz w:val="18"/>
-                  </w:rPr>
-                  <w:t>{{transactionNote2}}</w:t>
-                </w:r>
-              </w:sdtContent>
-            </w:sdt>
-          </w:p>
-        </w:tc>
-      </w:tr>
-      <w:tr>
-        <w:trPr>
-          <w:trHeight w:val="396" w:hRule="atLeast"/>
-          <w:trHeight w:val="396" w:hRule="atLeast"/>
-          <w:trHeight w:val="396" w:hRule="atLeast"/>
-          <w:trHeight w:val="396" w:hRule="atLeast"/>
-          <w:trHeight w:val="396" w:hRule="atLeast"/>
-        </w:trPr>
-        <w:tc>
-          <w:tcPr>
-            <w:tcW w:type="dxa" w:w="850"/>
-            <w:tcBorders>
-              <w:top w:sz="6" w:val="single" w:color="000000"/>
-              <w:left w:sz="6" w:val="single" w:color="000000"/>
-              <w:bottom w:sz="6" w:val="single" w:color="000000"/>
-              <w:right w:sz="6" w:val="single" w:color="000000"/>
-            </w:tcBorders>
-            <w:vAlign w:val="center"/>
-          </w:tcPr>
-          <w:p>
-            <w:pPr>
-              <w:jc w:val="center"/>
-            </w:pPr>
-            <w:r/>
-            <w:sdt>
-              <w:sdtPr>
-                <w:tag w:val="RES_LINE_NO_3"/>
-                <w:alias w:val="RES_LINE_NO_3"/>
-                <w:text/>
-              </w:sdtPr>
-              <w:sdtContent>
-                <w:r>
-                  <w:rPr>
-                    <w:rFonts w:ascii="Malgun Gothic" w:hAnsi="Malgun Gothic" w:eastAsia="Malgun Gothic"/>
-                    <w:color w:val="787878"/>
-                    <w:sz w:val="18"/>
-                  </w:rPr>
-                  <w:t>{{transactionNo3}}</w:t>
-                </w:r>
-              </w:sdtContent>
-            </w:sdt>
-          </w:p>
-        </w:tc>
-        <w:tc>
-          <w:tcPr>
-            <w:tcW w:type="dxa" w:w="1814"/>
-            <w:tcBorders>
-              <w:top w:sz="6" w:val="single" w:color="000000"/>
-              <w:left w:sz="6" w:val="single" w:color="000000"/>
-              <w:bottom w:sz="6" w:val="single" w:color="000000"/>
-              <w:right w:sz="6" w:val="single" w:color="000000"/>
-            </w:tcBorders>
-            <w:vAlign w:val="center"/>
-          </w:tcPr>
-          <w:p>
-            <w:pPr>
-              <w:jc w:val="center"/>
-            </w:pPr>
-            <w:r/>
-            <w:sdt>
-              <w:sdtPr>
-                <w:tag w:val="RES_LINE_DATE_3"/>
-                <w:alias w:val="RES_LINE_DATE_3"/>
-                <w:text/>
-              </w:sdtPr>
-              <w:sdtContent>
-                <w:r>
-                  <w:rPr>
-                    <w:rFonts w:ascii="Malgun Gothic" w:hAnsi="Malgun Gothic" w:eastAsia="Malgun Gothic"/>
-                    <w:color w:val="787878"/>
-                    <w:sz w:val="18"/>
-                  </w:rPr>
-                  <w:t>{{transactionDate3}}</w:t>
-                </w:r>
-              </w:sdtContent>
-            </w:sdt>
-          </w:p>
-        </w:tc>
-        <w:tc>
-          <w:tcPr>
-            <w:tcW w:type="dxa" w:w="3969"/>
-            <w:tcBorders>
-              <w:top w:sz="6" w:val="single" w:color="000000"/>
-              <w:left w:sz="6" w:val="single" w:color="000000"/>
-              <w:bottom w:sz="6" w:val="single" w:color="000000"/>
-              <w:right w:sz="6" w:val="single" w:color="000000"/>
-            </w:tcBorders>
-            <w:vAlign w:val="center"/>
-          </w:tcPr>
-          <w:p>
-            <w:pPr>
-              <w:jc w:val="left"/>
-            </w:pPr>
-            <w:r/>
-            <w:sdt>
-              <w:sdtPr>
-                <w:tag w:val="RES_LINE_DETAIL_3"/>
-                <w:alias w:val="RES_LINE_DETAIL_3"/>
-                <w:text/>
-              </w:sdtPr>
-              <w:sdtContent>
-                <w:r>
-                  <w:rPr>
-                    <w:rFonts w:ascii="Malgun Gothic" w:hAnsi="Malgun Gothic" w:eastAsia="Malgun Gothic"/>
-                    <w:color w:val="787878"/>
-                    <w:sz w:val="18"/>
-                  </w:rPr>
-                  <w:t>{{transactionDetail3}}</w:t>
-                </w:r>
-              </w:sdtContent>
-            </w:sdt>
-          </w:p>
-        </w:tc>
-        <w:tc>
-          <w:tcPr>
-            <w:tcW w:type="dxa" w:w="1814"/>
-            <w:tcBorders>
-              <w:top w:sz="6" w:val="single" w:color="000000"/>
-              <w:left w:sz="6" w:val="single" w:color="000000"/>
-              <w:bottom w:sz="6" w:val="single" w:color="000000"/>
-              <w:right w:sz="6" w:val="single" w:color="000000"/>
-            </w:tcBorders>
-            <w:vAlign w:val="center"/>
-          </w:tcPr>
-          <w:p>
-            <w:pPr>
-              <w:jc w:val="center"/>
-            </w:pPr>
-            <w:r/>
-            <w:sdt>
-              <w:sdtPr>
-                <w:tag w:val="RES_LINE_AMOUNT_3"/>
-                <w:alias w:val="RES_LINE_AMOUNT_3"/>
-                <w:text/>
-              </w:sdtPr>
-              <w:sdtContent>
-                <w:r>
-                  <w:rPr>
-                    <w:rFonts w:ascii="Malgun Gothic" w:hAnsi="Malgun Gothic" w:eastAsia="Malgun Gothic"/>
-                    <w:color w:val="787878"/>
-                    <w:sz w:val="18"/>
-                  </w:rPr>
-                  <w:t>{{transactionAmount3}}</w:t>
-                </w:r>
-              </w:sdtContent>
-            </w:sdt>
-          </w:p>
-        </w:tc>
-        <w:tc>
-          <w:tcPr>
-            <w:tcW w:type="dxa" w:w="1984"/>
-            <w:tcBorders>
-              <w:top w:sz="6" w:val="single" w:color="000000"/>
-              <w:left w:sz="6" w:val="single" w:color="000000"/>
-              <w:bottom w:sz="6" w:val="single" w:color="000000"/>
-              <w:right w:sz="6" w:val="single" w:color="000000"/>
-            </w:tcBorders>
-            <w:vAlign w:val="center"/>
-          </w:tcPr>
-          <w:p>
-            <w:pPr>
-              <w:jc w:val="center"/>
-            </w:pPr>
-            <w:r/>
-            <w:sdt>
-              <w:sdtPr>
-                <w:tag w:val="RES_LINE_NOTE_3"/>
-                <w:alias w:val="RES_LINE_NOTE_3"/>
-                <w:text/>
-              </w:sdtPr>
-              <w:sdtContent>
-                <w:r>
-                  <w:rPr>
-                    <w:rFonts w:ascii="Malgun Gothic" w:hAnsi="Malgun Gothic" w:eastAsia="Malgun Gothic"/>
-                    <w:color w:val="787878"/>
-                    <w:sz w:val="18"/>
-                  </w:rPr>
-                  <w:t>{{transactionNote3}}</w:t>
+                  <w:t>[note]</w:t>
                 </w:r>
               </w:sdtContent>
             </w:sdt>

--- a/src/main/resources/templates/docx/expense-document-template.docx
+++ b/src/main/resources/templates/docx/expense-document-template.docx
@@ -54,6 +54,7 @@
               <w:right w:sz="6" w:val="single" w:color="000000"/>
             </w:tcBorders>
             <w:vAlign w:val="center"/>
+            <w:shd w:val="clear" w:color="auto" w:fill="EDEDED"/>
           </w:tcPr>
           <w:p>
             <w:pPr>
@@ -141,6 +142,7 @@
               <w:right w:sz="6" w:val="single" w:color="000000"/>
             </w:tcBorders>
             <w:vAlign w:val="center"/>
+            <w:shd w:val="clear" w:color="auto" w:fill="EDEDED"/>
           </w:tcPr>
           <w:p>
             <w:pPr>
@@ -214,6 +216,7 @@
               <w:right w:sz="6" w:val="single" w:color="000000"/>
             </w:tcBorders>
             <w:vAlign w:val="center"/>
+            <w:shd w:val="clear" w:color="auto" w:fill="EDEDED"/>
           </w:tcPr>
           <w:p>
             <w:pPr>
@@ -290,6 +293,7 @@
               <w:right w:sz="6" w:val="single" w:color="000000"/>
             </w:tcBorders>
             <w:vAlign w:val="center"/>
+            <w:shd w:val="clear" w:color="auto" w:fill="EDEDED"/>
           </w:tcPr>
           <w:p>
             <w:pPr>
@@ -428,6 +432,7 @@
               <w:right w:sz="6" w:val="single" w:color="000000"/>
             </w:tcBorders>
             <w:vAlign w:val="center"/>
+            <w:shd w:val="clear" w:color="auto" w:fill="EDEDED"/>
           </w:tcPr>
           <w:p>
             <w:pPr>
@@ -490,6 +495,7 @@
               <w:right w:sz="6" w:val="single" w:color="000000"/>
             </w:tcBorders>
             <w:vAlign w:val="center"/>
+            <w:shd w:val="clear" w:color="auto" w:fill="EDEDED"/>
           </w:tcPr>
           <w:p>
             <w:pPr>
@@ -564,6 +570,7 @@
               <w:right w:sz="6" w:val="single" w:color="000000"/>
             </w:tcBorders>
             <w:vAlign w:val="center"/>
+            <w:shd w:val="clear" w:color="auto" w:fill="EDEDED"/>
           </w:tcPr>
           <w:p>
             <w:pPr>
@@ -626,6 +633,7 @@
               <w:right w:sz="6" w:val="single" w:color="000000"/>
             </w:tcBorders>
             <w:vAlign w:val="center"/>
+            <w:shd w:val="clear" w:color="auto" w:fill="EDEDED"/>
           </w:tcPr>
           <w:p>
             <w:pPr>
@@ -700,6 +708,7 @@
               <w:right w:sz="6" w:val="single" w:color="000000"/>
             </w:tcBorders>
             <w:vAlign w:val="center"/>
+            <w:shd w:val="clear" w:color="auto" w:fill="EDEDED"/>
           </w:tcPr>
           <w:p>
             <w:pPr>
@@ -762,6 +771,7 @@
               <w:right w:sz="6" w:val="single" w:color="000000"/>
             </w:tcBorders>
             <w:vAlign w:val="center"/>
+            <w:shd w:val="clear" w:color="auto" w:fill="EDEDED"/>
           </w:tcPr>
           <w:p>
             <w:pPr>
@@ -868,6 +878,7 @@
               <w:right w:sz="6" w:val="single" w:color="000000"/>
             </w:tcBorders>
             <w:vAlign w:val="center"/>
+            <w:shd w:val="clear" w:color="auto" w:fill="EDEDED"/>
           </w:tcPr>
           <w:p>
             <w:pPr>
@@ -894,6 +905,7 @@
               <w:right w:sz="6" w:val="single" w:color="000000"/>
             </w:tcBorders>
             <w:vAlign w:val="center"/>
+            <w:shd w:val="clear" w:color="auto" w:fill="EDEDED"/>
           </w:tcPr>
           <w:p>
             <w:pPr>
@@ -920,6 +932,7 @@
               <w:right w:sz="6" w:val="single" w:color="000000"/>
             </w:tcBorders>
             <w:vAlign w:val="center"/>
+            <w:shd w:val="clear" w:color="auto" w:fill="EDEDED"/>
           </w:tcPr>
           <w:p>
             <w:pPr>
@@ -946,6 +959,7 @@
               <w:right w:sz="6" w:val="single" w:color="000000"/>
             </w:tcBorders>
             <w:vAlign w:val="center"/>
+            <w:shd w:val="clear" w:color="auto" w:fill="EDEDED"/>
           </w:tcPr>
           <w:p>
             <w:pPr>
@@ -972,6 +986,7 @@
               <w:right w:sz="6" w:val="single" w:color="000000"/>
             </w:tcBorders>
             <w:vAlign w:val="center"/>
+            <w:shd w:val="clear" w:color="auto" w:fill="EDEDED"/>
           </w:tcPr>
           <w:p>
             <w:pPr>
@@ -998,6 +1013,7 @@
               <w:right w:sz="6" w:val="single" w:color="000000"/>
             </w:tcBorders>
             <w:vAlign w:val="center"/>
+            <w:shd w:val="clear" w:color="auto" w:fill="EDEDED"/>
           </w:tcPr>
           <w:p>
             <w:pPr>
@@ -1040,23 +1056,13 @@
               <w:jc w:val="center"/>
             </w:pPr>
             <w:r/>
-            <w:sdt>
-              <w:sdtPr>
-                <w:tag w:val="BUDGET_NO_1"/>
-                <w:alias w:val="BUDGET_NO_1"/>
-                <w:text/>
-              </w:sdtPr>
-              <w:sdtContent>
-                <w:r>
-                  <w:rPr>
-                    <w:rFonts w:ascii="Malgun Gothic" w:hAnsi="Malgun Gothic" w:eastAsia="Malgun Gothic"/>
-                    <w:color w:val="787878"/>
-                    <w:sz w:val="18"/>
-                  </w:rPr>
-                  <w:t>{{budgetNo1}}</w:t>
-                </w:r>
-              </w:sdtContent>
-            </w:sdt>
+            <w:r>
+              <w:rPr>
+                <w:rFonts w:ascii="맑은 고딕" w:hAnsi="맑은 고딕"/>
+                <w:sz w:val="18"/>
+              </w:rPr>
+              <w:t>{{budgetRows}}[no]</w:t>
+            </w:r>
           </w:p>
         </w:tc>
         <w:tc>
@@ -1075,23 +1081,13 @@
               <w:jc w:val="center"/>
             </w:pPr>
             <w:r/>
-            <w:sdt>
-              <w:sdtPr>
-                <w:tag w:val="BUDGET_PROJECT_1"/>
-                <w:alias w:val="BUDGET_PROJECT_1"/>
-                <w:text/>
-              </w:sdtPr>
-              <w:sdtContent>
-                <w:r>
-                  <w:rPr>
-                    <w:rFonts w:ascii="Malgun Gothic" w:hAnsi="Malgun Gothic" w:eastAsia="Malgun Gothic"/>
-                    <w:color w:val="787878"/>
-                    <w:sz w:val="18"/>
-                  </w:rPr>
-                  <w:t>{{budgetProject1}}</w:t>
-                </w:r>
-              </w:sdtContent>
-            </w:sdt>
+            <w:r>
+              <w:rPr>
+                <w:rFonts w:ascii="맑은 고딕" w:hAnsi="맑은 고딕"/>
+                <w:sz w:val="18"/>
+              </w:rPr>
+              <w:t>[project]</w:t>
+            </w:r>
           </w:p>
         </w:tc>
         <w:tc>
@@ -1110,23 +1106,13 @@
               <w:jc w:val="center"/>
             </w:pPr>
             <w:r/>
-            <w:sdt>
-              <w:sdtPr>
-                <w:tag w:val="BUDGET_ITEM_1"/>
-                <w:alias w:val="BUDGET_ITEM_1"/>
-                <w:text/>
-              </w:sdtPr>
-              <w:sdtContent>
-                <w:r>
-                  <w:rPr>
-                    <w:rFonts w:ascii="Malgun Gothic" w:hAnsi="Malgun Gothic" w:eastAsia="Malgun Gothic"/>
-                    <w:color w:val="787878"/>
-                    <w:sz w:val="18"/>
-                  </w:rPr>
-                  <w:t>{{budgetItem1}}</w:t>
-                </w:r>
-              </w:sdtContent>
-            </w:sdt>
+            <w:r>
+              <w:rPr>
+                <w:rFonts w:ascii="맑은 고딕" w:hAnsi="맑은 고딕"/>
+                <w:sz w:val="18"/>
+              </w:rPr>
+              <w:t>[item]</w:t>
+            </w:r>
           </w:p>
         </w:tc>
         <w:tc>
@@ -1145,23 +1131,13 @@
               <w:jc w:val="center"/>
             </w:pPr>
             <w:r/>
-            <w:sdt>
-              <w:sdtPr>
-                <w:tag w:val="BUDGET_DETAIL_1"/>
-                <w:alias w:val="BUDGET_DETAIL_1"/>
-                <w:text/>
-              </w:sdtPr>
-              <w:sdtContent>
-                <w:r>
-                  <w:rPr>
-                    <w:rFonts w:ascii="Malgun Gothic" w:hAnsi="Malgun Gothic" w:eastAsia="Malgun Gothic"/>
-                    <w:color w:val="787878"/>
-                    <w:sz w:val="18"/>
-                  </w:rPr>
-                  <w:t>{{budgetDetail1}}</w:t>
-                </w:r>
-              </w:sdtContent>
-            </w:sdt>
+            <w:r>
+              <w:rPr>
+                <w:rFonts w:ascii="맑은 고딕" w:hAnsi="맑은 고딕"/>
+                <w:sz w:val="18"/>
+              </w:rPr>
+              <w:t>[detail]</w:t>
+            </w:r>
           </w:p>
         </w:tc>
         <w:tc>
@@ -1180,23 +1156,13 @@
               <w:jc w:val="center"/>
             </w:pPr>
             <w:r/>
-            <w:sdt>
-              <w:sdtPr>
-                <w:tag w:val="BUDGET_AMOUNT_1"/>
-                <w:alias w:val="BUDGET_AMOUNT_1"/>
-                <w:text/>
-              </w:sdtPr>
-              <w:sdtContent>
-                <w:r>
-                  <w:rPr>
-                    <w:rFonts w:ascii="Malgun Gothic" w:hAnsi="Malgun Gothic" w:eastAsia="Malgun Gothic"/>
-                    <w:color w:val="787878"/>
-                    <w:sz w:val="18"/>
-                  </w:rPr>
-                  <w:t>{{budgetAmount1}}</w:t>
-                </w:r>
-              </w:sdtContent>
-            </w:sdt>
+            <w:r>
+              <w:rPr>
+                <w:rFonts w:ascii="맑은 고딕" w:hAnsi="맑은 고딕"/>
+                <w:sz w:val="18"/>
+              </w:rPr>
+              <w:t>[amount]</w:t>
+            </w:r>
           </w:p>
         </w:tc>
         <w:tc>
@@ -1215,243 +1181,13 @@
               <w:jc w:val="center"/>
             </w:pPr>
             <w:r/>
-            <w:sdt>
-              <w:sdtPr>
-                <w:tag w:val="BUDGET_BALANCE_1"/>
-                <w:alias w:val="BUDGET_BALANCE_1"/>
-                <w:text/>
-              </w:sdtPr>
-              <w:sdtContent>
-                <w:r>
-                  <w:rPr>
-                    <w:rFonts w:ascii="Malgun Gothic" w:hAnsi="Malgun Gothic" w:eastAsia="Malgun Gothic"/>
-                    <w:color w:val="787878"/>
-                    <w:sz w:val="18"/>
-                  </w:rPr>
-                  <w:t>{{budgetBalance1}}</w:t>
-                </w:r>
-              </w:sdtContent>
-            </w:sdt>
-          </w:p>
-        </w:tc>
-      </w:tr>
-      <w:tr>
-        <w:trPr>
-          <w:trHeight w:val="396" w:hRule="atLeast"/>
-          <w:trHeight w:val="396" w:hRule="atLeast"/>
-          <w:trHeight w:val="396" w:hRule="atLeast"/>
-          <w:trHeight w:val="396" w:hRule="atLeast"/>
-          <w:trHeight w:val="396" w:hRule="atLeast"/>
-          <w:trHeight w:val="396" w:hRule="atLeast"/>
-        </w:trPr>
-        <w:tc>
-          <w:tcPr>
-            <w:tcW w:type="dxa" w:w="793"/>
-            <w:tcBorders>
-              <w:top w:sz="6" w:val="single" w:color="000000"/>
-              <w:left w:sz="6" w:val="single" w:color="000000"/>
-              <w:bottom w:sz="6" w:val="single" w:color="000000"/>
-              <w:right w:sz="6" w:val="single" w:color="000000"/>
-            </w:tcBorders>
-            <w:vAlign w:val="center"/>
-          </w:tcPr>
-          <w:p>
-            <w:pPr>
-              <w:jc w:val="center"/>
-            </w:pPr>
-            <w:r/>
-            <w:sdt>
-              <w:sdtPr>
-                <w:tag w:val="BUDGET_NO_2"/>
-                <w:alias w:val="BUDGET_NO_2"/>
-                <w:text/>
-              </w:sdtPr>
-              <w:sdtContent>
-                <w:r>
-                  <w:rPr>
-                    <w:rFonts w:ascii="Malgun Gothic" w:hAnsi="Malgun Gothic" w:eastAsia="Malgun Gothic"/>
-                    <w:color w:val="787878"/>
-                    <w:sz w:val="18"/>
-                  </w:rPr>
-                  <w:t>{{budgetNo2}}</w:t>
-                </w:r>
-              </w:sdtContent>
-            </w:sdt>
-          </w:p>
-        </w:tc>
-        <w:tc>
-          <w:tcPr>
-            <w:tcW w:type="dxa" w:w="2154"/>
-            <w:tcBorders>
-              <w:top w:sz="6" w:val="single" w:color="000000"/>
-              <w:left w:sz="6" w:val="single" w:color="000000"/>
-              <w:bottom w:sz="6" w:val="single" w:color="000000"/>
-              <w:right w:sz="6" w:val="single" w:color="000000"/>
-            </w:tcBorders>
-            <w:vAlign w:val="center"/>
-          </w:tcPr>
-          <w:p>
-            <w:pPr>
-              <w:jc w:val="center"/>
-            </w:pPr>
-            <w:r/>
-            <w:sdt>
-              <w:sdtPr>
-                <w:tag w:val="BUDGET_PROJECT_2"/>
-                <w:alias w:val="BUDGET_PROJECT_2"/>
-                <w:text/>
-              </w:sdtPr>
-              <w:sdtContent>
-                <w:r>
-                  <w:rPr>
-                    <w:rFonts w:ascii="Malgun Gothic" w:hAnsi="Malgun Gothic" w:eastAsia="Malgun Gothic"/>
-                    <w:color w:val="787878"/>
-                    <w:sz w:val="18"/>
-                  </w:rPr>
-                  <w:t>{{budgetProject2}}</w:t>
-                </w:r>
-              </w:sdtContent>
-            </w:sdt>
-          </w:p>
-        </w:tc>
-        <w:tc>
-          <w:tcPr>
-            <w:tcW w:type="dxa" w:w="2154"/>
-            <w:tcBorders>
-              <w:top w:sz="6" w:val="single" w:color="000000"/>
-              <w:left w:sz="6" w:val="single" w:color="000000"/>
-              <w:bottom w:sz="6" w:val="single" w:color="000000"/>
-              <w:right w:sz="6" w:val="single" w:color="000000"/>
-            </w:tcBorders>
-            <w:vAlign w:val="center"/>
-          </w:tcPr>
-          <w:p>
-            <w:pPr>
-              <w:jc w:val="center"/>
-            </w:pPr>
-            <w:r/>
-            <w:sdt>
-              <w:sdtPr>
-                <w:tag w:val="BUDGET_ITEM_2"/>
-                <w:alias w:val="BUDGET_ITEM_2"/>
-                <w:text/>
-              </w:sdtPr>
-              <w:sdtContent>
-                <w:r>
-                  <w:rPr>
-                    <w:rFonts w:ascii="Malgun Gothic" w:hAnsi="Malgun Gothic" w:eastAsia="Malgun Gothic"/>
-                    <w:color w:val="787878"/>
-                    <w:sz w:val="18"/>
-                  </w:rPr>
-                  <w:t>{{budgetItem2}}</w:t>
-                </w:r>
-              </w:sdtContent>
-            </w:sdt>
-          </w:p>
-        </w:tc>
-        <w:tc>
-          <w:tcPr>
-            <w:tcW w:type="dxa" w:w="2154"/>
-            <w:tcBorders>
-              <w:top w:sz="6" w:val="single" w:color="000000"/>
-              <w:left w:sz="6" w:val="single" w:color="000000"/>
-              <w:bottom w:sz="6" w:val="single" w:color="000000"/>
-              <w:right w:sz="6" w:val="single" w:color="000000"/>
-            </w:tcBorders>
-            <w:vAlign w:val="center"/>
-          </w:tcPr>
-          <w:p>
-            <w:pPr>
-              <w:jc w:val="center"/>
-            </w:pPr>
-            <w:r/>
-            <w:sdt>
-              <w:sdtPr>
-                <w:tag w:val="BUDGET_DETAIL_2"/>
-                <w:alias w:val="BUDGET_DETAIL_2"/>
-                <w:text/>
-              </w:sdtPr>
-              <w:sdtContent>
-                <w:r>
-                  <w:rPr>
-                    <w:rFonts w:ascii="Malgun Gothic" w:hAnsi="Malgun Gothic" w:eastAsia="Malgun Gothic"/>
-                    <w:color w:val="787878"/>
-                    <w:sz w:val="18"/>
-                  </w:rPr>
-                  <w:t>{{budgetDetail2}}</w:t>
-                </w:r>
-              </w:sdtContent>
-            </w:sdt>
-          </w:p>
-        </w:tc>
-        <w:tc>
-          <w:tcPr>
-            <w:tcW w:type="dxa" w:w="1474"/>
-            <w:tcBorders>
-              <w:top w:sz="6" w:val="single" w:color="000000"/>
-              <w:left w:sz="6" w:val="single" w:color="000000"/>
-              <w:bottom w:sz="6" w:val="single" w:color="000000"/>
-              <w:right w:sz="6" w:val="single" w:color="000000"/>
-            </w:tcBorders>
-            <w:vAlign w:val="center"/>
-          </w:tcPr>
-          <w:p>
-            <w:pPr>
-              <w:jc w:val="center"/>
-            </w:pPr>
-            <w:r/>
-            <w:sdt>
-              <w:sdtPr>
-                <w:tag w:val="BUDGET_AMOUNT_2"/>
-                <w:alias w:val="BUDGET_AMOUNT_2"/>
-                <w:text/>
-              </w:sdtPr>
-              <w:sdtContent>
-                <w:r>
-                  <w:rPr>
-                    <w:rFonts w:ascii="Malgun Gothic" w:hAnsi="Malgun Gothic" w:eastAsia="Malgun Gothic"/>
-                    <w:color w:val="787878"/>
-                    <w:sz w:val="18"/>
-                  </w:rPr>
-                  <w:t>{{budgetAmount2}}</w:t>
-                </w:r>
-              </w:sdtContent>
-            </w:sdt>
-          </w:p>
-        </w:tc>
-        <w:tc>
-          <w:tcPr>
-            <w:tcW w:type="dxa" w:w="1474"/>
-            <w:tcBorders>
-              <w:top w:sz="6" w:val="single" w:color="000000"/>
-              <w:left w:sz="6" w:val="single" w:color="000000"/>
-              <w:bottom w:sz="6" w:val="single" w:color="000000"/>
-              <w:right w:sz="6" w:val="single" w:color="000000"/>
-            </w:tcBorders>
-            <w:vAlign w:val="center"/>
-          </w:tcPr>
-          <w:p>
-            <w:pPr>
-              <w:jc w:val="center"/>
-            </w:pPr>
-            <w:r/>
-            <w:sdt>
-              <w:sdtPr>
-                <w:tag w:val="BUDGET_BALANCE_2"/>
-                <w:alias w:val="BUDGET_BALANCE_2"/>
-                <w:text/>
-              </w:sdtPr>
-              <w:sdtContent>
-                <w:r>
-                  <w:rPr>
-                    <w:rFonts w:ascii="Malgun Gothic" w:hAnsi="Malgun Gothic" w:eastAsia="Malgun Gothic"/>
-                    <w:color w:val="787878"/>
-                    <w:sz w:val="18"/>
-                  </w:rPr>
-                  <w:t>{{budgetBalance2}}</w:t>
-                </w:r>
-              </w:sdtContent>
-            </w:sdt>
+            <w:r>
+              <w:rPr>
+                <w:rFonts w:ascii="맑은 고딕" w:hAnsi="맑은 고딕"/>
+                <w:sz w:val="18"/>
+              </w:rPr>
+              <w:t>[balance]</w:t>
+            </w:r>
           </w:p>
         </w:tc>
       </w:tr>
@@ -1483,8 +1219,7 @@
             <w:r/>
             <w:r>
               <w:rPr>
-                <w:rFonts w:ascii="Malgun Gothic" w:hAnsi="Malgun Gothic" w:eastAsia="Malgun Gothic"/>
-                <w:b/>
+                <w:rFonts w:ascii="맑은 고딕" w:hAnsi="맑은 고딕"/>
                 <w:sz w:val="18"/>
               </w:rPr>
               <w:t>합계</w:t>
@@ -1507,23 +1242,13 @@
               <w:jc w:val="center"/>
             </w:pPr>
             <w:r/>
-            <w:sdt>
-              <w:sdtPr>
-                <w:tag w:val="BUDGET_TOTAL"/>
-                <w:alias w:val="BUDGET_TOTAL"/>
-                <w:text/>
-              </w:sdtPr>
-              <w:sdtContent>
-                <w:r>
-                  <w:rPr>
-                    <w:rFonts w:ascii="Malgun Gothic" w:hAnsi="Malgun Gothic" w:eastAsia="Malgun Gothic"/>
-                    <w:color w:val="787878"/>
-                    <w:sz w:val="18"/>
-                  </w:rPr>
-                  <w:t>{{budgetTotal}}</w:t>
-                </w:r>
-              </w:sdtContent>
-            </w:sdt>
+            <w:r>
+              <w:rPr>
+                <w:rFonts w:ascii="맑은 고딕" w:hAnsi="맑은 고딕"/>
+                <w:sz w:val="18"/>
+              </w:rPr>
+              <w:t>{{budgetTotal}}</w:t>
+            </w:r>
           </w:p>
         </w:tc>
         <w:tc>
@@ -1542,23 +1267,13 @@
               <w:jc w:val="center"/>
             </w:pPr>
             <w:r/>
-            <w:sdt>
-              <w:sdtPr>
-                <w:tag w:val="BUDGET_TOTAL_BALANCE"/>
-                <w:alias w:val="BUDGET_TOTAL_BALANCE"/>
-                <w:text/>
-              </w:sdtPr>
-              <w:sdtContent>
-                <w:r>
-                  <w:rPr>
-                    <w:rFonts w:ascii="Malgun Gothic" w:hAnsi="Malgun Gothic" w:eastAsia="Malgun Gothic"/>
-                    <w:color w:val="787878"/>
-                    <w:sz w:val="18"/>
-                  </w:rPr>
-                  <w:t>{{budgetTotalBalance}}</w:t>
-                </w:r>
-              </w:sdtContent>
-            </w:sdt>
+            <w:r>
+              <w:rPr>
+                <w:rFonts w:ascii="맑은 고딕" w:hAnsi="맑은 고딕"/>
+                <w:sz w:val="18"/>
+              </w:rPr>
+              <w:t>{{budgetTotalBalance}}</w:t>
+            </w:r>
           </w:p>
         </w:tc>
       </w:tr>
@@ -1615,6 +1330,7 @@
               <w:right w:sz="6" w:val="single" w:color="000000"/>
             </w:tcBorders>
             <w:vAlign w:val="center"/>
+            <w:shd w:val="clear" w:color="auto" w:fill="EDEDED"/>
           </w:tcPr>
           <w:p>
             <w:pPr>
@@ -1641,6 +1357,7 @@
               <w:right w:sz="6" w:val="single" w:color="000000"/>
             </w:tcBorders>
             <w:vAlign w:val="center"/>
+            <w:shd w:val="clear" w:color="auto" w:fill="EDEDED"/>
           </w:tcPr>
           <w:p>
             <w:pPr>
@@ -1667,6 +1384,7 @@
               <w:right w:sz="6" w:val="single" w:color="000000"/>
             </w:tcBorders>
             <w:vAlign w:val="center"/>
+            <w:shd w:val="clear" w:color="auto" w:fill="EDEDED"/>
           </w:tcPr>
           <w:p>
             <w:pPr>
@@ -1685,6 +1403,33 @@
         </w:tc>
         <w:tc>
           <w:tcPr>
+            <w:tcW w:type="dxa" w:w="1814"/>
+            <w:tcBorders>
+              <w:top w:sz="6" w:val="single" w:color="000000"/>
+              <w:left w:sz="6" w:val="single" w:color="000000"/>
+              <w:bottom w:sz="6" w:val="single" w:color="000000"/>
+              <w:right w:sz="6" w:val="single" w:color="000000"/>
+            </w:tcBorders>
+            <w:vAlign w:val="center"/>
+            <w:shd w:val="clear" w:color="auto" w:fill="EDEDED"/>
+          </w:tcPr>
+          <w:p>
+            <w:pPr>
+              <w:jc w:val="center"/>
+            </w:pPr>
+            <w:r/>
+            <w:r>
+              <w:rPr>
+                <w:rFonts w:ascii="Malgun Gothic" w:hAnsi="Malgun Gothic" w:eastAsia="Malgun Gothic"/>
+                <w:b/>
+                <w:sz w:val="18"/>
+              </w:rPr>
+              <w:t>예상단가</w:t>
+            </w:r>
+          </w:p>
+        </w:tc>
+        <w:tc>
+          <w:tcPr>
             <w:tcW w:type="dxa" w:w="1247"/>
             <w:tcBorders>
               <w:top w:sz="6" w:val="single" w:color="000000"/>
@@ -1693,6 +1438,7 @@
               <w:right w:sz="6" w:val="single" w:color="000000"/>
             </w:tcBorders>
             <w:vAlign w:val="center"/>
+            <w:shd w:val="clear" w:color="auto" w:fill="EDEDED"/>
           </w:tcPr>
           <w:p>
             <w:pPr>
@@ -1719,32 +1465,7 @@
               <w:right w:sz="6" w:val="single" w:color="000000"/>
             </w:tcBorders>
             <w:vAlign w:val="center"/>
-          </w:tcPr>
-          <w:p>
-            <w:pPr>
-              <w:jc w:val="center"/>
-            </w:pPr>
-            <w:r/>
-            <w:r>
-              <w:rPr>
-                <w:rFonts w:ascii="Malgun Gothic" w:hAnsi="Malgun Gothic" w:eastAsia="Malgun Gothic"/>
-                <w:b/>
-                <w:sz w:val="18"/>
-              </w:rPr>
-              <w:t>예상단가</w:t>
-            </w:r>
-          </w:p>
-        </w:tc>
-        <w:tc>
-          <w:tcPr>
-            <w:tcW w:type="dxa" w:w="1814"/>
-            <w:tcBorders>
-              <w:top w:sz="6" w:val="single" w:color="000000"/>
-              <w:left w:sz="6" w:val="single" w:color="000000"/>
-              <w:bottom w:sz="6" w:val="single" w:color="000000"/>
-              <w:right w:sz="6" w:val="single" w:color="000000"/>
-            </w:tcBorders>
-            <w:vAlign w:val="center"/>
+            <w:shd w:val="clear" w:color="auto" w:fill="EDEDED"/>
           </w:tcPr>
           <w:p>
             <w:pPr>
@@ -1880,6 +1601,41 @@
         </w:tc>
         <w:tc>
           <w:tcPr>
+            <w:tcW w:type="dxa" w:w="1814"/>
+            <w:tcBorders>
+              <w:top w:sz="6" w:val="single" w:color="000000"/>
+              <w:left w:sz="6" w:val="single" w:color="000000"/>
+              <w:bottom w:sz="6" w:val="single" w:color="000000"/>
+              <w:right w:sz="6" w:val="single" w:color="000000"/>
+            </w:tcBorders>
+            <w:vAlign w:val="center"/>
+          </w:tcPr>
+          <w:p>
+            <w:pPr>
+              <w:jc w:val="center"/>
+            </w:pPr>
+            <w:r/>
+            <w:sdt>
+              <w:sdtPr>
+                <w:tag w:val="ITEM_UNIT_PRICE_1"/>
+                <w:alias w:val="ITEM_UNIT_PRICE_1"/>
+                <w:text/>
+              </w:sdtPr>
+              <w:sdtContent>
+                <w:r>
+                  <w:rPr>
+                    <w:rFonts w:ascii="Malgun Gothic" w:hAnsi="Malgun Gothic" w:eastAsia="Malgun Gothic"/>
+                    <w:color w:val="787878"/>
+                    <w:sz w:val="18"/>
+                  </w:rPr>
+                  <w:t>[unitPrice]</w:t>
+                </w:r>
+              </w:sdtContent>
+            </w:sdt>
+          </w:p>
+        </w:tc>
+        <w:tc>
+          <w:tcPr>
             <w:tcW w:type="dxa" w:w="1247"/>
             <w:tcBorders>
               <w:top w:sz="6" w:val="single" w:color="000000"/>
@@ -1908,41 +1664,6 @@
                     <w:sz w:val="18"/>
                   </w:rPr>
                   <w:t>[quantity]</w:t>
-                </w:r>
-              </w:sdtContent>
-            </w:sdt>
-          </w:p>
-        </w:tc>
-        <w:tc>
-          <w:tcPr>
-            <w:tcW w:type="dxa" w:w="1814"/>
-            <w:tcBorders>
-              <w:top w:sz="6" w:val="single" w:color="000000"/>
-              <w:left w:sz="6" w:val="single" w:color="000000"/>
-              <w:bottom w:sz="6" w:val="single" w:color="000000"/>
-              <w:right w:sz="6" w:val="single" w:color="000000"/>
-            </w:tcBorders>
-            <w:vAlign w:val="center"/>
-          </w:tcPr>
-          <w:p>
-            <w:pPr>
-              <w:jc w:val="center"/>
-            </w:pPr>
-            <w:r/>
-            <w:sdt>
-              <w:sdtPr>
-                <w:tag w:val="ITEM_UNIT_PRICE_1"/>
-                <w:alias w:val="ITEM_UNIT_PRICE_1"/>
-                <w:text/>
-              </w:sdtPr>
-              <w:sdtContent>
-                <w:r>
-                  <w:rPr>
-                    <w:rFonts w:ascii="Malgun Gothic" w:hAnsi="Malgun Gothic" w:eastAsia="Malgun Gothic"/>
-                    <w:color w:val="787878"/>
-                    <w:sz w:val="18"/>
-                  </w:rPr>
-                  <w:t>[unitPrice]</w:t>
                 </w:r>
               </w:sdtContent>
             </w:sdt>
@@ -1995,7 +1716,7 @@
         </w:trPr>
         <w:tc>
           <w:tcPr>
-            <w:tcW w:type="dxa" w:w="6915"/>
+            <w:tcW w:type="dxa" w:w="1814"/>
             <w:gridSpan w:val="4"/>
             <w:tcBorders>
               <w:top w:sz="6" w:val="single" w:color="000000"/>
@@ -2022,7 +1743,7 @@
         </w:tc>
         <w:tc>
           <w:tcPr>
-            <w:tcW w:type="dxa" w:w="1814"/>
+            <w:tcW w:type="dxa" w:w="1247"/>
             <w:tcBorders>
               <w:top w:sz="6" w:val="single" w:color="000000"/>
               <w:left w:sz="6" w:val="single" w:color="000000"/>
@@ -2158,6 +1879,7 @@
               <w:right w:sz="6" w:val="single" w:color="000000"/>
             </w:tcBorders>
             <w:vAlign w:val="center"/>
+            <w:shd w:val="clear" w:color="auto" w:fill="EDEDED"/>
           </w:tcPr>
           <w:p>
             <w:pPr>
@@ -2219,6 +1941,7 @@
               <w:right w:sz="6" w:val="single" w:color="000000"/>
             </w:tcBorders>
             <w:vAlign w:val="center"/>
+            <w:shd w:val="clear" w:color="auto" w:fill="EDEDED"/>
           </w:tcPr>
           <w:p>
             <w:pPr>
@@ -2288,6 +2011,7 @@
               <w:right w:sz="6" w:val="single" w:color="000000"/>
             </w:tcBorders>
             <w:vAlign w:val="center"/>
+            <w:shd w:val="clear" w:color="auto" w:fill="EDEDED"/>
           </w:tcPr>
           <w:p>
             <w:pPr>
@@ -2389,6 +2113,7 @@
               <w:right w:sz="6" w:val="single" w:color="000000"/>
             </w:tcBorders>
             <w:vAlign w:val="center"/>
+            <w:shd w:val="clear" w:color="auto" w:fill="EDEDED"/>
           </w:tcPr>
           <w:p>
             <w:pPr>
@@ -2415,6 +2140,7 @@
               <w:right w:sz="6" w:val="single" w:color="000000"/>
             </w:tcBorders>
             <w:vAlign w:val="center"/>
+            <w:shd w:val="clear" w:color="auto" w:fill="EDEDED"/>
           </w:tcPr>
           <w:p>
             <w:pPr>
@@ -2441,6 +2167,7 @@
               <w:right w:sz="6" w:val="single" w:color="000000"/>
             </w:tcBorders>
             <w:vAlign w:val="center"/>
+            <w:shd w:val="clear" w:color="auto" w:fill="EDEDED"/>
           </w:tcPr>
           <w:p>
             <w:pPr>
@@ -2467,6 +2194,7 @@
               <w:right w:sz="6" w:val="single" w:color="000000"/>
             </w:tcBorders>
             <w:vAlign w:val="center"/>
+            <w:shd w:val="clear" w:color="auto" w:fill="EDEDED"/>
           </w:tcPr>
           <w:p>
             <w:pPr>
@@ -2493,6 +2221,7 @@
               <w:right w:sz="6" w:val="single" w:color="000000"/>
             </w:tcBorders>
             <w:vAlign w:val="center"/>
+            <w:shd w:val="clear" w:color="auto" w:fill="EDEDED"/>
           </w:tcPr>
           <w:p>
             <w:pPr>
@@ -2519,6 +2248,7 @@
               <w:right w:sz="6" w:val="single" w:color="000000"/>
             </w:tcBorders>
             <w:vAlign w:val="center"/>
+            <w:shd w:val="clear" w:color="auto" w:fill="EDEDED"/>
           </w:tcPr>
           <w:p>
             <w:pPr>
@@ -2545,6 +2275,7 @@
               <w:right w:sz="6" w:val="single" w:color="000000"/>
             </w:tcBorders>
             <w:vAlign w:val="center"/>
+            <w:shd w:val="clear" w:color="auto" w:fill="EDEDED"/>
           </w:tcPr>
           <w:p>
             <w:pPr>
@@ -2571,6 +2302,7 @@
               <w:right w:sz="6" w:val="single" w:color="000000"/>
             </w:tcBorders>
             <w:vAlign w:val="center"/>
+            <w:shd w:val="clear" w:color="auto" w:fill="EDEDED"/>
           </w:tcPr>
           <w:p>
             <w:pPr>
@@ -2597,6 +2329,7 @@
               <w:right w:sz="6" w:val="single" w:color="000000"/>
             </w:tcBorders>
             <w:vAlign w:val="center"/>
+            <w:shd w:val="clear" w:color="auto" w:fill="EDEDED"/>
           </w:tcPr>
           <w:p>
             <w:pPr>
@@ -2623,6 +2356,7 @@
               <w:right w:sz="6" w:val="single" w:color="000000"/>
             </w:tcBorders>
             <w:vAlign w:val="center"/>
+            <w:shd w:val="clear" w:color="auto" w:fill="EDEDED"/>
           </w:tcPr>
           <w:p>
             <w:pPr>
@@ -2663,6 +2397,7 @@
               <w:right w:sz="6" w:val="single" w:color="000000"/>
             </w:tcBorders>
             <w:vAlign w:val="center"/>
+            <w:shd w:val="clear" w:color="auto" w:fill="EDEDED"/>
           </w:tcPr>
           <w:p>
             <w:pPr>
@@ -3018,6 +2753,7 @@
               <w:right w:sz="6" w:val="single" w:color="000000"/>
             </w:tcBorders>
             <w:vAlign w:val="center"/>
+            <w:shd w:val="clear" w:color="auto" w:fill="EDEDED"/>
           </w:tcPr>
           <w:p>
             <w:pPr>
@@ -3408,6 +3144,7 @@
               <w:right w:sz="6" w:val="single" w:color="000000"/>
             </w:tcBorders>
             <w:vAlign w:val="center"/>
+            <w:shd w:val="clear" w:color="auto" w:fill="EDEDED"/>
           </w:tcPr>
           <w:p>
             <w:pPr>
@@ -3469,6 +3206,7 @@
               <w:right w:sz="6" w:val="single" w:color="000000"/>
             </w:tcBorders>
             <w:vAlign w:val="center"/>
+            <w:shd w:val="clear" w:color="auto" w:fill="EDEDED"/>
           </w:tcPr>
           <w:p>
             <w:pPr>
@@ -3532,6 +3270,8 @@
               <w:bottom w:sz="6" w:val="single" w:color="000000"/>
               <w:right w:sz="6" w:val="single" w:color="000000"/>
             </w:tcBorders>
+            <w:vAlign w:val="center"/>
+            <w:shd w:val="clear" w:color="auto" w:fill="EDEDED"/>
           </w:tcPr>
           <w:p/>
           <w:tbl>
@@ -3932,6 +3672,7 @@
               <w:right w:sz="6" w:val="single" w:color="000000"/>
             </w:tcBorders>
             <w:vAlign w:val="center"/>
+            <w:shd w:val="clear" w:color="auto" w:fill="EDEDED"/>
           </w:tcPr>
           <w:p>
             <w:pPr>
@@ -3993,6 +3734,7 @@
               <w:right w:sz="6" w:val="single" w:color="000000"/>
             </w:tcBorders>
             <w:vAlign w:val="center"/>
+            <w:shd w:val="clear" w:color="auto" w:fill="EDEDED"/>
           </w:tcPr>
           <w:p>
             <w:pPr>
@@ -4081,6 +3823,7 @@
               <w:right w:sz="6" w:val="single" w:color="000000"/>
             </w:tcBorders>
             <w:vAlign w:val="center"/>
+            <w:shd w:val="clear" w:color="auto" w:fill="EDEDED"/>
           </w:tcPr>
           <w:p>
             <w:pPr>
@@ -4169,6 +3912,7 @@
               <w:right w:sz="6" w:val="single" w:color="000000"/>
             </w:tcBorders>
             <w:vAlign w:val="center"/>
+            <w:shd w:val="clear" w:color="auto" w:fill="EDEDED"/>
           </w:tcPr>
           <w:p>
             <w:pPr>
@@ -4257,6 +4001,7 @@
               <w:right w:sz="6" w:val="single" w:color="000000"/>
             </w:tcBorders>
             <w:vAlign w:val="center"/>
+            <w:shd w:val="clear" w:color="auto" w:fill="EDEDED"/>
           </w:tcPr>
           <w:p>
             <w:pPr>
@@ -4310,154 +4055,6 @@
           </w:p>
         </w:tc>
       </w:tr>
-      <w:tr>
-        <w:trPr>
-          <w:trHeight w:val="396" w:hRule="atLeast"/>
-          <w:trHeight w:val="396" w:hRule="atLeast"/>
-          <w:trHeight w:val="396" w:hRule="atLeast"/>
-          <w:trHeight w:val="396" w:hRule="atLeast"/>
-          <w:trHeight w:val="396" w:hRule="atLeast"/>
-          <w:trHeight w:val="396" w:hRule="atLeast"/>
-          <w:trHeight w:val="396" w:hRule="atLeast"/>
-          <w:trHeight w:val="396" w:hRule="atLeast"/>
-        </w:trPr>
-        <w:tc>
-          <w:tcPr>
-            <w:tcW w:type="dxa" w:w="1304"/>
-            <w:tcBorders>
-              <w:top w:sz="6" w:val="single" w:color="000000"/>
-              <w:left w:sz="6" w:val="single" w:color="000000"/>
-              <w:bottom w:sz="6" w:val="single" w:color="000000"/>
-              <w:right w:sz="6" w:val="single" w:color="000000"/>
-            </w:tcBorders>
-            <w:vAlign w:val="center"/>
-          </w:tcPr>
-          <w:p>
-            <w:pPr>
-              <w:jc w:val="center"/>
-            </w:pPr>
-            <w:r/>
-            <w:r>
-              <w:rPr>
-                <w:rFonts w:ascii="Malgun Gothic" w:hAnsi="Malgun Gothic" w:eastAsia="Malgun Gothic"/>
-                <w:b/>
-                <w:sz w:val="18"/>
-              </w:rPr>
-              <w:t>첨부서류</w:t>
-            </w:r>
-          </w:p>
-        </w:tc>
-        <w:tc>
-          <w:tcPr>
-            <w:tcW w:type="dxa" w:w="10203"/>
-            <w:gridSpan w:val="7"/>
-            <w:tcBorders>
-              <w:top w:sz="6" w:val="single" w:color="000000"/>
-              <w:left w:sz="6" w:val="single" w:color="000000"/>
-              <w:bottom w:sz="6" w:val="single" w:color="000000"/>
-              <w:right w:sz="6" w:val="single" w:color="000000"/>
-            </w:tcBorders>
-            <w:vAlign w:val="center"/>
-          </w:tcPr>
-          <w:p>
-            <w:pPr>
-              <w:jc w:val="left"/>
-            </w:pPr>
-            <w:r/>
-            <w:sdt>
-              <w:sdtPr>
-                <w:tag w:val="RES_ATTACHMENTS"/>
-                <w:alias w:val="RES_ATTACHMENTS"/>
-                <w:text/>
-              </w:sdtPr>
-              <w:sdtContent>
-                <w:r>
-                  <w:rPr>
-                    <w:rFonts w:ascii="Malgun Gothic" w:hAnsi="Malgun Gothic" w:eastAsia="Malgun Gothic"/>
-                    <w:color w:val="787878"/>
-                    <w:sz w:val="18"/>
-                  </w:rPr>
-                  <w:t>{{attachments}}</w:t>
-                </w:r>
-              </w:sdtContent>
-            </w:sdt>
-          </w:p>
-        </w:tc>
-      </w:tr>
-      <w:tr>
-        <w:trPr>
-          <w:trHeight w:val="396" w:hRule="atLeast"/>
-          <w:trHeight w:val="396" w:hRule="atLeast"/>
-          <w:trHeight w:val="396" w:hRule="atLeast"/>
-          <w:trHeight w:val="396" w:hRule="atLeast"/>
-          <w:trHeight w:val="396" w:hRule="atLeast"/>
-          <w:trHeight w:val="396" w:hRule="atLeast"/>
-          <w:trHeight w:val="396" w:hRule="atLeast"/>
-          <w:trHeight w:val="396" w:hRule="atLeast"/>
-        </w:trPr>
-        <w:tc>
-          <w:tcPr>
-            <w:tcW w:type="dxa" w:w="1304"/>
-            <w:tcBorders>
-              <w:top w:sz="6" w:val="single" w:color="000000"/>
-              <w:left w:sz="6" w:val="single" w:color="000000"/>
-              <w:bottom w:sz="6" w:val="single" w:color="000000"/>
-              <w:right w:sz="6" w:val="single" w:color="000000"/>
-            </w:tcBorders>
-            <w:vAlign w:val="center"/>
-          </w:tcPr>
-          <w:p>
-            <w:pPr>
-              <w:jc w:val="center"/>
-            </w:pPr>
-            <w:r/>
-            <w:r>
-              <w:rPr>
-                <w:rFonts w:ascii="Malgun Gothic" w:hAnsi="Malgun Gothic" w:eastAsia="Malgun Gothic"/>
-                <w:b/>
-                <w:sz w:val="18"/>
-              </w:rPr>
-              <w:t>비고</w:t>
-            </w:r>
-          </w:p>
-        </w:tc>
-        <w:tc>
-          <w:tcPr>
-            <w:tcW w:type="dxa" w:w="10203"/>
-            <w:gridSpan w:val="7"/>
-            <w:tcBorders>
-              <w:top w:sz="6" w:val="single" w:color="000000"/>
-              <w:left w:sz="6" w:val="single" w:color="000000"/>
-              <w:bottom w:sz="6" w:val="single" w:color="000000"/>
-              <w:right w:sz="6" w:val="single" w:color="000000"/>
-            </w:tcBorders>
-            <w:vAlign w:val="center"/>
-          </w:tcPr>
-          <w:p>
-            <w:pPr>
-              <w:jc w:val="left"/>
-            </w:pPr>
-            <w:r/>
-            <w:sdt>
-              <w:sdtPr>
-                <w:tag w:val="RES_NOTE"/>
-                <w:alias w:val="RES_NOTE"/>
-                <w:text/>
-              </w:sdtPr>
-              <w:sdtContent>
-                <w:r>
-                  <w:rPr>
-                    <w:rFonts w:ascii="Malgun Gothic" w:hAnsi="Malgun Gothic" w:eastAsia="Malgun Gothic"/>
-                    <w:color w:val="787878"/>
-                    <w:sz w:val="18"/>
-                  </w:rPr>
-                  <w:t>{{resolutionNote}}</w:t>
-                </w:r>
-              </w:sdtContent>
-            </w:sdt>
-          </w:p>
-        </w:tc>
-      </w:tr>
     </w:tbl>
     <w:p>
       <w:pPr>
@@ -4496,6 +4093,7 @@
               <w:right w:sz="6" w:val="single" w:color="000000"/>
             </w:tcBorders>
             <w:vAlign w:val="center"/>
+            <w:shd w:val="clear" w:color="auto" w:fill="EDEDED"/>
           </w:tcPr>
           <w:p>
             <w:pPr>
@@ -4522,6 +4120,7 @@
               <w:right w:sz="6" w:val="single" w:color="000000"/>
             </w:tcBorders>
             <w:vAlign w:val="center"/>
+            <w:shd w:val="clear" w:color="auto" w:fill="EDEDED"/>
           </w:tcPr>
           <w:p>
             <w:pPr>
@@ -4548,6 +4147,7 @@
               <w:right w:sz="6" w:val="single" w:color="000000"/>
             </w:tcBorders>
             <w:vAlign w:val="center"/>
+            <w:shd w:val="clear" w:color="auto" w:fill="EDEDED"/>
           </w:tcPr>
           <w:p>
             <w:pPr>
@@ -4574,6 +4174,7 @@
               <w:right w:sz="6" w:val="single" w:color="000000"/>
             </w:tcBorders>
             <w:vAlign w:val="center"/>
+            <w:shd w:val="clear" w:color="auto" w:fill="EDEDED"/>
           </w:tcPr>
           <w:p>
             <w:pPr>
@@ -4600,6 +4201,7 @@
               <w:right w:sz="6" w:val="single" w:color="000000"/>
             </w:tcBorders>
             <w:vAlign w:val="center"/>
+            <w:shd w:val="clear" w:color="auto" w:fill="EDEDED"/>
           </w:tcPr>
           <w:p>
             <w:pPr>
@@ -4928,7 +4530,7 @@
       </w:tblGrid>
       <w:tr>
         <w:trPr>
-          <w:trHeight w:val="2551" w:hRule="atLeast"/>
+          <w:trHeight w:val="1440" w:hRule="atLeast"/>
         </w:trPr>
         <w:tc>
           <w:tcPr>
@@ -4940,6 +4542,7 @@
               <w:right w:sz="6" w:val="single" w:color="000000"/>
             </w:tcBorders>
             <w:vAlign w:val="center"/>
+            <w:shd w:val="clear" w:color="auto" w:fill="EDEDED"/>
           </w:tcPr>
           <w:p>
             <w:pPr>
@@ -4971,26 +4574,16 @@
           </w:tcPr>
           <w:p>
             <w:pPr>
-              <w:jc w:val="center"/>
+              <w:jc w:val="left"/>
             </w:pPr>
             <w:r/>
-            <w:sdt>
-              <w:sdtPr>
-                <w:tag w:val="RES_ATTACHMENT_SPACE"/>
-                <w:alias w:val="RES_ATTACHMENT_SPACE"/>
-                <w:text/>
-              </w:sdtPr>
-              <w:sdtContent>
-                <w:r>
-                  <w:rPr>
-                    <w:rFonts w:ascii="Malgun Gothic" w:hAnsi="Malgun Gothic" w:eastAsia="Malgun Gothic"/>
-                    <w:color w:val="787878"/>
-                    <w:sz w:val="18"/>
-                  </w:rPr>
-                  <w:t>{{attachmentSpace}}</w:t>
-                </w:r>
-              </w:sdtContent>
-            </w:sdt>
+            <w:r>
+              <w:rPr>
+                <w:rFonts w:ascii="맑은 고딕" w:hAnsi="맑은 고딕"/>
+                <w:sz w:val="18"/>
+              </w:rPr>
+              <w:t>{{attachments}}</w:t>
+            </w:r>
           </w:p>
         </w:tc>
       </w:tr>
@@ -5030,6 +4623,7 @@
               <w:right w:sz="6" w:val="single" w:color="000000"/>
             </w:tcBorders>
             <w:vAlign w:val="center"/>
+            <w:shd w:val="clear" w:color="auto" w:fill="EDEDED"/>
           </w:tcPr>
           <w:p>
             <w:pPr>
@@ -5091,6 +4685,7 @@
               <w:right w:sz="6" w:val="single" w:color="000000"/>
             </w:tcBorders>
             <w:vAlign w:val="center"/>
+            <w:shd w:val="clear" w:color="auto" w:fill="EDEDED"/>
           </w:tcPr>
           <w:p>
             <w:pPr>
@@ -5160,6 +4755,7 @@
               <w:right w:sz="6" w:val="single" w:color="000000"/>
             </w:tcBorders>
             <w:vAlign w:val="center"/>
+            <w:shd w:val="clear" w:color="auto" w:fill="EDEDED"/>
           </w:tcPr>
           <w:p>
             <w:pPr>
@@ -5221,6 +4817,7 @@
               <w:right w:sz="6" w:val="single" w:color="000000"/>
             </w:tcBorders>
             <w:vAlign w:val="center"/>
+            <w:shd w:val="clear" w:color="auto" w:fill="EDEDED"/>
           </w:tcPr>
           <w:p>
             <w:pPr>
@@ -5290,6 +4887,7 @@
               <w:right w:sz="6" w:val="single" w:color="000000"/>
             </w:tcBorders>
             <w:vAlign w:val="center"/>
+            <w:shd w:val="clear" w:color="auto" w:fill="EDEDED"/>
           </w:tcPr>
           <w:p>
             <w:pPr>
@@ -5351,6 +4949,7 @@
               <w:right w:sz="6" w:val="single" w:color="000000"/>
             </w:tcBorders>
             <w:vAlign w:val="center"/>
+            <w:shd w:val="clear" w:color="auto" w:fill="EDEDED"/>
           </w:tcPr>
           <w:p>
             <w:pPr>
@@ -5397,136 +4996,6 @@
                     <w:sz w:val="18"/>
                   </w:rPr>
                   <w:t>{{accountHolder}}</w:t>
-                </w:r>
-              </w:sdtContent>
-            </w:sdt>
-          </w:p>
-        </w:tc>
-      </w:tr>
-      <w:tr>
-        <w:trPr>
-          <w:trHeight w:val="396" w:hRule="atLeast"/>
-          <w:trHeight w:val="396" w:hRule="atLeast"/>
-          <w:trHeight w:val="396" w:hRule="atLeast"/>
-          <w:trHeight w:val="396" w:hRule="atLeast"/>
-        </w:trPr>
-        <w:tc>
-          <w:tcPr>
-            <w:tcW w:type="dxa" w:w="2608"/>
-            <w:tcBorders>
-              <w:top w:sz="6" w:val="single" w:color="000000"/>
-              <w:left w:sz="6" w:val="single" w:color="000000"/>
-              <w:bottom w:sz="6" w:val="single" w:color="000000"/>
-              <w:right w:sz="6" w:val="single" w:color="000000"/>
-            </w:tcBorders>
-            <w:vAlign w:val="center"/>
-          </w:tcPr>
-          <w:p>
-            <w:pPr>
-              <w:jc w:val="center"/>
-            </w:pPr>
-            <w:r/>
-            <w:r>
-              <w:rPr>
-                <w:rFonts w:ascii="Malgun Gothic" w:hAnsi="Malgun Gothic" w:eastAsia="Malgun Gothic"/>
-                <w:b/>
-                <w:sz w:val="18"/>
-              </w:rPr>
-              <w:t>담당자</w:t>
-            </w:r>
-          </w:p>
-        </w:tc>
-        <w:tc>
-          <w:tcPr>
-            <w:tcW w:type="dxa" w:w="2608"/>
-            <w:tcBorders>
-              <w:top w:sz="6" w:val="single" w:color="000000"/>
-              <w:left w:sz="6" w:val="single" w:color="000000"/>
-              <w:bottom w:sz="6" w:val="single" w:color="000000"/>
-              <w:right w:sz="6" w:val="single" w:color="000000"/>
-            </w:tcBorders>
-            <w:vAlign w:val="center"/>
-          </w:tcPr>
-          <w:p>
-            <w:pPr>
-              <w:jc w:val="center"/>
-            </w:pPr>
-            <w:r/>
-            <w:sdt>
-              <w:sdtPr>
-                <w:tag w:val="RES_MANAGER"/>
-                <w:alias w:val="RES_MANAGER"/>
-                <w:text/>
-              </w:sdtPr>
-              <w:sdtContent>
-                <w:r>
-                  <w:rPr>
-                    <w:rFonts w:ascii="Malgun Gothic" w:hAnsi="Malgun Gothic" w:eastAsia="Malgun Gothic"/>
-                    <w:color w:val="787878"/>
-                    <w:sz w:val="18"/>
-                  </w:rPr>
-                  <w:t>{{manager}}</w:t>
-                </w:r>
-              </w:sdtContent>
-            </w:sdt>
-          </w:p>
-        </w:tc>
-        <w:tc>
-          <w:tcPr>
-            <w:tcW w:type="dxa" w:w="2608"/>
-            <w:tcBorders>
-              <w:top w:sz="6" w:val="single" w:color="000000"/>
-              <w:left w:sz="6" w:val="single" w:color="000000"/>
-              <w:bottom w:sz="6" w:val="single" w:color="000000"/>
-              <w:right w:sz="6" w:val="single" w:color="000000"/>
-            </w:tcBorders>
-            <w:vAlign w:val="center"/>
-          </w:tcPr>
-          <w:p>
-            <w:pPr>
-              <w:jc w:val="center"/>
-            </w:pPr>
-            <w:r/>
-            <w:r>
-              <w:rPr>
-                <w:rFonts w:ascii="Malgun Gothic" w:hAnsi="Malgun Gothic" w:eastAsia="Malgun Gothic"/>
-                <w:b/>
-                <w:sz w:val="18"/>
-              </w:rPr>
-              <w:t>연락처</w:t>
-            </w:r>
-          </w:p>
-        </w:tc>
-        <w:tc>
-          <w:tcPr>
-            <w:tcW w:type="dxa" w:w="2608"/>
-            <w:tcBorders>
-              <w:top w:sz="6" w:val="single" w:color="000000"/>
-              <w:left w:sz="6" w:val="single" w:color="000000"/>
-              <w:bottom w:sz="6" w:val="single" w:color="000000"/>
-              <w:right w:sz="6" w:val="single" w:color="000000"/>
-            </w:tcBorders>
-            <w:vAlign w:val="center"/>
-          </w:tcPr>
-          <w:p>
-            <w:pPr>
-              <w:jc w:val="center"/>
-            </w:pPr>
-            <w:r/>
-            <w:sdt>
-              <w:sdtPr>
-                <w:tag w:val="RES_CONTACT"/>
-                <w:alias w:val="RES_CONTACT"/>
-                <w:text/>
-              </w:sdtPr>
-              <w:sdtContent>
-                <w:r>
-                  <w:rPr>
-                    <w:rFonts w:ascii="Malgun Gothic" w:hAnsi="Malgun Gothic" w:eastAsia="Malgun Gothic"/>
-                    <w:color w:val="787878"/>
-                    <w:sz w:val="18"/>
-                  </w:rPr>
-                  <w:t>{{contact}}</w:t>
                 </w:r>
               </w:sdtContent>
             </w:sdt>
@@ -5581,6 +5050,7 @@
               <w:right w:sz="6" w:val="single" w:color="000000"/>
             </w:tcBorders>
             <w:vAlign w:val="center"/>
+            <w:shd w:val="clear" w:color="auto" w:fill="EDEDED"/>
           </w:tcPr>
           <w:p>
             <w:pPr>
@@ -5607,6 +5077,7 @@
               <w:right w:sz="6" w:val="single" w:color="000000"/>
             </w:tcBorders>
             <w:vAlign w:val="center"/>
+            <w:shd w:val="clear" w:color="auto" w:fill="EDEDED"/>
           </w:tcPr>
           <w:p>
             <w:pPr>
@@ -5633,6 +5104,7 @@
               <w:right w:sz="6" w:val="single" w:color="000000"/>
             </w:tcBorders>
             <w:vAlign w:val="center"/>
+            <w:shd w:val="clear" w:color="auto" w:fill="EDEDED"/>
           </w:tcPr>
           <w:p>
             <w:pPr>
@@ -5659,6 +5131,7 @@
               <w:right w:sz="6" w:val="single" w:color="000000"/>
             </w:tcBorders>
             <w:vAlign w:val="center"/>
+            <w:shd w:val="clear" w:color="auto" w:fill="EDEDED"/>
           </w:tcPr>
           <w:p>
             <w:pPr>
@@ -5685,6 +5158,7 @@
               <w:right w:sz="6" w:val="single" w:color="000000"/>
             </w:tcBorders>
             <w:vAlign w:val="center"/>
+            <w:shd w:val="clear" w:color="auto" w:fill="EDEDED"/>
           </w:tcPr>
           <w:p>
             <w:pPr>
@@ -5711,6 +5185,7 @@
               <w:right w:sz="6" w:val="single" w:color="000000"/>
             </w:tcBorders>
             <w:vAlign w:val="center"/>
+            <w:shd w:val="clear" w:color="auto" w:fill="EDEDED"/>
           </w:tcPr>
           <w:p>
             <w:pPr>
@@ -5737,6 +5212,7 @@
               <w:right w:sz="6" w:val="single" w:color="000000"/>
             </w:tcBorders>
             <w:vAlign w:val="center"/>
+            <w:shd w:val="clear" w:color="auto" w:fill="EDEDED"/>
           </w:tcPr>
           <w:p>
             <w:pPr>
@@ -5763,6 +5239,7 @@
               <w:right w:sz="6" w:val="single" w:color="000000"/>
             </w:tcBorders>
             <w:vAlign w:val="center"/>
+            <w:shd w:val="clear" w:color="auto" w:fill="EDEDED"/>
           </w:tcPr>
           <w:p>
             <w:pPr>
@@ -5789,6 +5266,7 @@
               <w:right w:sz="6" w:val="single" w:color="000000"/>
             </w:tcBorders>
             <w:vAlign w:val="center"/>
+            <w:shd w:val="clear" w:color="auto" w:fill="EDEDED"/>
           </w:tcPr>
           <w:p>
             <w:pPr>
@@ -5815,6 +5293,7 @@
               <w:right w:sz="6" w:val="single" w:color="000000"/>
             </w:tcBorders>
             <w:vAlign w:val="center"/>
+            <w:shd w:val="clear" w:color="auto" w:fill="EDEDED"/>
           </w:tcPr>
           <w:p>
             <w:pPr>
@@ -5855,6 +5334,7 @@
               <w:right w:sz="6" w:val="single" w:color="000000"/>
             </w:tcBorders>
             <w:vAlign w:val="center"/>
+            <w:shd w:val="clear" w:color="auto" w:fill="EDEDED"/>
           </w:tcPr>
           <w:p>
             <w:pPr>

--- a/src/main/resources/templates/docx/expense-document-template.docx
+++ b/src/main/resources/templates/docx/expense-document-template.docx
@@ -847,38 +847,29 @@
     <w:tbl>
       <w:tblPr>
         <w:tblW w:type="auto" w:w="0"/>
-        <w:jc w:val="center"/>
-        <w:tblLayout w:type="fixed"/>
         <w:tblLook w:firstColumn="1" w:firstRow="1" w:lastColumn="0" w:lastRow="0" w:noHBand="0" w:noVBand="1" w:val="04A0"/>
       </w:tblPr>
       <w:tblGrid>
-        <w:gridCol w:w="1720"/>
-        <w:gridCol w:w="1720"/>
-        <w:gridCol w:w="1720"/>
-        <w:gridCol w:w="1720"/>
-        <w:gridCol w:w="1720"/>
-        <w:gridCol w:w="1720"/>
+        <w:gridCol w:w="1474"/>
+        <w:gridCol w:w="1474"/>
+        <w:gridCol w:w="1474"/>
+        <w:gridCol w:w="1474"/>
+        <w:gridCol w:w="1474"/>
+        <w:gridCol w:w="1474"/>
+        <w:gridCol w:w="1474"/>
       </w:tblGrid>
       <w:tr>
-        <w:trPr>
-          <w:trHeight w:val="396" w:hRule="atLeast"/>
-          <w:trHeight w:val="396" w:hRule="atLeast"/>
-          <w:trHeight w:val="396" w:hRule="atLeast"/>
-          <w:trHeight w:val="396" w:hRule="atLeast"/>
-          <w:trHeight w:val="396" w:hRule="atLeast"/>
-          <w:trHeight w:val="396" w:hRule="atLeast"/>
-        </w:trPr>
         <w:tc>
           <w:tcPr>
-            <w:tcW w:type="dxa" w:w="793"/>
+            <w:tcW w:type="dxa" w:w="700"/>
+            <w:vAlign w:val="center"/>
             <w:tcBorders>
-              <w:top w:sz="6" w:val="single" w:color="000000"/>
-              <w:left w:sz="6" w:val="single" w:color="000000"/>
-              <w:bottom w:sz="6" w:val="single" w:color="000000"/>
-              <w:right w:sz="6" w:val="single" w:color="000000"/>
+              <w:top w:val="single" w:sz="6" w:color="000000"/>
+              <w:left w:val="single" w:sz="6" w:color="000000"/>
+              <w:bottom w:val="single" w:sz="6" w:color="000000"/>
+              <w:right w:val="single" w:sz="6" w:color="000000"/>
             </w:tcBorders>
-            <w:vAlign w:val="center"/>
-            <w:shd w:val="clear" w:color="auto" w:fill="EDEDED"/>
+            <w:shd w:fill="EDEDED"/>
           </w:tcPr>
           <w:p>
             <w:pPr>
@@ -887,7 +878,7 @@
             <w:r/>
             <w:r>
               <w:rPr>
-                <w:rFonts w:ascii="Malgun Gothic" w:hAnsi="Malgun Gothic" w:eastAsia="Malgun Gothic"/>
+                <w:rFonts w:ascii="맑은 고딕" w:hAnsi="맑은 고딕"/>
                 <w:b/>
                 <w:sz w:val="18"/>
               </w:rPr>
@@ -897,15 +888,15 @@
         </w:tc>
         <w:tc>
           <w:tcPr>
-            <w:tcW w:type="dxa" w:w="2154"/>
+            <w:tcW w:type="dxa" w:w="1900"/>
+            <w:vAlign w:val="center"/>
             <w:tcBorders>
-              <w:top w:sz="6" w:val="single" w:color="000000"/>
-              <w:left w:sz="6" w:val="single" w:color="000000"/>
-              <w:bottom w:sz="6" w:val="single" w:color="000000"/>
-              <w:right w:sz="6" w:val="single" w:color="000000"/>
+              <w:top w:val="single" w:sz="6" w:color="000000"/>
+              <w:left w:val="single" w:sz="6" w:color="000000"/>
+              <w:bottom w:val="single" w:sz="6" w:color="000000"/>
+              <w:right w:val="single" w:sz="6" w:color="000000"/>
             </w:tcBorders>
-            <w:vAlign w:val="center"/>
-            <w:shd w:val="clear" w:color="auto" w:fill="EDEDED"/>
+            <w:shd w:fill="EDEDED"/>
           </w:tcPr>
           <w:p>
             <w:pPr>
@@ -914,7 +905,7 @@
             <w:r/>
             <w:r>
               <w:rPr>
-                <w:rFonts w:ascii="Malgun Gothic" w:hAnsi="Malgun Gothic" w:eastAsia="Malgun Gothic"/>
+                <w:rFonts w:ascii="맑은 고딕" w:hAnsi="맑은 고딕"/>
                 <w:b/>
                 <w:sz w:val="18"/>
               </w:rPr>
@@ -924,15 +915,15 @@
         </w:tc>
         <w:tc>
           <w:tcPr>
-            <w:tcW w:type="dxa" w:w="2154"/>
+            <w:tcW w:type="dxa" w:w="1900"/>
+            <w:vAlign w:val="center"/>
             <w:tcBorders>
-              <w:top w:sz="6" w:val="single" w:color="000000"/>
-              <w:left w:sz="6" w:val="single" w:color="000000"/>
-              <w:bottom w:sz="6" w:val="single" w:color="000000"/>
-              <w:right w:sz="6" w:val="single" w:color="000000"/>
+              <w:top w:val="single" w:sz="6" w:color="000000"/>
+              <w:left w:val="single" w:sz="6" w:color="000000"/>
+              <w:bottom w:val="single" w:sz="6" w:color="000000"/>
+              <w:right w:val="single" w:sz="6" w:color="000000"/>
             </w:tcBorders>
-            <w:vAlign w:val="center"/>
-            <w:shd w:val="clear" w:color="auto" w:fill="EDEDED"/>
+            <w:shd w:fill="EDEDED"/>
           </w:tcPr>
           <w:p>
             <w:pPr>
@@ -941,7 +932,7 @@
             <w:r/>
             <w:r>
               <w:rPr>
-                <w:rFonts w:ascii="Malgun Gothic" w:hAnsi="Malgun Gothic" w:eastAsia="Malgun Gothic"/>
+                <w:rFonts w:ascii="맑은 고딕" w:hAnsi="맑은 고딕"/>
                 <w:b/>
                 <w:sz w:val="18"/>
               </w:rPr>
@@ -951,15 +942,15 @@
         </w:tc>
         <w:tc>
           <w:tcPr>
-            <w:tcW w:type="dxa" w:w="2154"/>
+            <w:tcW w:type="dxa" w:w="2300"/>
+            <w:vAlign w:val="center"/>
             <w:tcBorders>
-              <w:top w:sz="6" w:val="single" w:color="000000"/>
-              <w:left w:sz="6" w:val="single" w:color="000000"/>
-              <w:bottom w:sz="6" w:val="single" w:color="000000"/>
-              <w:right w:sz="6" w:val="single" w:color="000000"/>
+              <w:top w:val="single" w:sz="6" w:color="000000"/>
+              <w:left w:val="single" w:sz="6" w:color="000000"/>
+              <w:bottom w:val="single" w:sz="6" w:color="000000"/>
+              <w:right w:val="single" w:sz="6" w:color="000000"/>
             </w:tcBorders>
-            <w:vAlign w:val="center"/>
-            <w:shd w:val="clear" w:color="auto" w:fill="EDEDED"/>
+            <w:shd w:fill="EDEDED"/>
           </w:tcPr>
           <w:p>
             <w:pPr>
@@ -968,7 +959,7 @@
             <w:r/>
             <w:r>
               <w:rPr>
-                <w:rFonts w:ascii="Malgun Gothic" w:hAnsi="Malgun Gothic" w:eastAsia="Malgun Gothic"/>
+                <w:rFonts w:ascii="맑은 고딕" w:hAnsi="맑은 고딕"/>
                 <w:b/>
                 <w:sz w:val="18"/>
               </w:rPr>
@@ -978,15 +969,15 @@
         </w:tc>
         <w:tc>
           <w:tcPr>
-            <w:tcW w:type="dxa" w:w="1474"/>
+            <w:tcW w:type="dxa" w:w="1300"/>
+            <w:vAlign w:val="center"/>
             <w:tcBorders>
-              <w:top w:sz="6" w:val="single" w:color="000000"/>
-              <w:left w:sz="6" w:val="single" w:color="000000"/>
-              <w:bottom w:sz="6" w:val="single" w:color="000000"/>
-              <w:right w:sz="6" w:val="single" w:color="000000"/>
+              <w:top w:val="single" w:sz="6" w:color="000000"/>
+              <w:left w:val="single" w:sz="6" w:color="000000"/>
+              <w:bottom w:val="single" w:sz="6" w:color="000000"/>
+              <w:right w:val="single" w:sz="6" w:color="000000"/>
             </w:tcBorders>
-            <w:vAlign w:val="center"/>
-            <w:shd w:val="clear" w:color="auto" w:fill="EDEDED"/>
+            <w:shd w:fill="EDEDED"/>
           </w:tcPr>
           <w:p>
             <w:pPr>
@@ -995,7 +986,7 @@
             <w:r/>
             <w:r>
               <w:rPr>
-                <w:rFonts w:ascii="Malgun Gothic" w:hAnsi="Malgun Gothic" w:eastAsia="Malgun Gothic"/>
+                <w:rFonts w:ascii="맑은 고딕" w:hAnsi="맑은 고딕"/>
                 <w:b/>
                 <w:sz w:val="18"/>
               </w:rPr>
@@ -1005,15 +996,15 @@
         </w:tc>
         <w:tc>
           <w:tcPr>
-            <w:tcW w:type="dxa" w:w="1474"/>
+            <w:tcW w:type="dxa" w:w="1300"/>
+            <w:vAlign w:val="center"/>
             <w:tcBorders>
-              <w:top w:sz="6" w:val="single" w:color="000000"/>
-              <w:left w:sz="6" w:val="single" w:color="000000"/>
-              <w:bottom w:sz="6" w:val="single" w:color="000000"/>
-              <w:right w:sz="6" w:val="single" w:color="000000"/>
+              <w:top w:val="single" w:sz="6" w:color="000000"/>
+              <w:left w:val="single" w:sz="6" w:color="000000"/>
+              <w:bottom w:val="single" w:sz="6" w:color="000000"/>
+              <w:right w:val="single" w:sz="6" w:color="000000"/>
             </w:tcBorders>
-            <w:vAlign w:val="center"/>
-            <w:shd w:val="clear" w:color="auto" w:fill="EDEDED"/>
+            <w:shd w:fill="EDEDED"/>
           </w:tcPr>
           <w:p>
             <w:pPr>
@@ -1022,7 +1013,7 @@
             <w:r/>
             <w:r>
               <w:rPr>
-                <w:rFonts w:ascii="Malgun Gothic" w:hAnsi="Malgun Gothic" w:eastAsia="Malgun Gothic"/>
+                <w:rFonts w:ascii="맑은 고딕" w:hAnsi="맑은 고딕"/>
                 <w:b/>
                 <w:sz w:val="18"/>
               </w:rPr>
@@ -1030,26 +1021,45 @@
             </w:r>
           </w:p>
         </w:tc>
+        <w:tc>
+          <w:tcPr>
+            <w:tcW w:type="dxa" w:w="1300"/>
+            <w:vAlign w:val="center"/>
+            <w:tcBorders>
+              <w:top w:val="single" w:sz="6" w:color="000000"/>
+              <w:left w:val="single" w:sz="6" w:color="000000"/>
+              <w:bottom w:val="single" w:sz="6" w:color="000000"/>
+              <w:right w:val="single" w:sz="6" w:color="000000"/>
+            </w:tcBorders>
+            <w:shd w:fill="EDEDED"/>
+          </w:tcPr>
+          <w:p>
+            <w:pPr>
+              <w:jc w:val="center"/>
+            </w:pPr>
+            <w:r/>
+            <w:r>
+              <w:rPr>
+                <w:rFonts w:ascii="맑은 고딕" w:hAnsi="맑은 고딕"/>
+                <w:b/>
+                <w:sz w:val="18"/>
+              </w:rPr>
+              <w:t>사업잔액</w:t>
+            </w:r>
+          </w:p>
+        </w:tc>
       </w:tr>
       <w:tr>
-        <w:trPr>
-          <w:trHeight w:val="396" w:hRule="atLeast"/>
-          <w:trHeight w:val="396" w:hRule="atLeast"/>
-          <w:trHeight w:val="396" w:hRule="atLeast"/>
-          <w:trHeight w:val="396" w:hRule="atLeast"/>
-          <w:trHeight w:val="396" w:hRule="atLeast"/>
-          <w:trHeight w:val="396" w:hRule="atLeast"/>
-        </w:trPr>
         <w:tc>
           <w:tcPr>
-            <w:tcW w:type="dxa" w:w="793"/>
+            <w:tcW w:type="dxa" w:w="700"/>
+            <w:vAlign w:val="center"/>
             <w:tcBorders>
-              <w:top w:sz="6" w:val="single" w:color="000000"/>
-              <w:left w:sz="6" w:val="single" w:color="000000"/>
-              <w:bottom w:sz="6" w:val="single" w:color="000000"/>
-              <w:right w:sz="6" w:val="single" w:color="000000"/>
+              <w:top w:val="single" w:sz="6" w:color="000000"/>
+              <w:left w:val="single" w:sz="6" w:color="000000"/>
+              <w:bottom w:val="single" w:sz="6" w:color="000000"/>
+              <w:right w:val="single" w:sz="6" w:color="000000"/>
             </w:tcBorders>
-            <w:vAlign w:val="center"/>
           </w:tcPr>
           <w:p>
             <w:pPr>
@@ -1061,20 +1071,20 @@
                 <w:rFonts w:ascii="맑은 고딕" w:hAnsi="맑은 고딕"/>
                 <w:sz w:val="18"/>
               </w:rPr>
-              <w:t>{{budgetRows}}[no]</w:t>
+              <w:t>1</w:t>
             </w:r>
           </w:p>
         </w:tc>
         <w:tc>
           <w:tcPr>
-            <w:tcW w:type="dxa" w:w="2154"/>
+            <w:tcW w:type="dxa" w:w="1900"/>
+            <w:vAlign w:val="center"/>
             <w:tcBorders>
-              <w:top w:sz="6" w:val="single" w:color="000000"/>
-              <w:left w:sz="6" w:val="single" w:color="000000"/>
-              <w:bottom w:sz="6" w:val="single" w:color="000000"/>
-              <w:right w:sz="6" w:val="single" w:color="000000"/>
+              <w:top w:val="single" w:sz="6" w:color="000000"/>
+              <w:left w:val="single" w:sz="6" w:color="000000"/>
+              <w:bottom w:val="single" w:sz="6" w:color="000000"/>
+              <w:right w:val="single" w:sz="6" w:color="000000"/>
             </w:tcBorders>
-            <w:vAlign w:val="center"/>
           </w:tcPr>
           <w:p>
             <w:pPr>
@@ -1086,20 +1096,20 @@
                 <w:rFonts w:ascii="맑은 고딕" w:hAnsi="맑은 고딕"/>
                 <w:sz w:val="18"/>
               </w:rPr>
-              <w:t>[project]</w:t>
+              <w:t>{{budgetProject}}</w:t>
             </w:r>
           </w:p>
         </w:tc>
         <w:tc>
           <w:tcPr>
-            <w:tcW w:type="dxa" w:w="2154"/>
+            <w:tcW w:type="dxa" w:w="1900"/>
+            <w:vAlign w:val="center"/>
             <w:tcBorders>
-              <w:top w:sz="6" w:val="single" w:color="000000"/>
-              <w:left w:sz="6" w:val="single" w:color="000000"/>
-              <w:bottom w:sz="6" w:val="single" w:color="000000"/>
-              <w:right w:sz="6" w:val="single" w:color="000000"/>
+              <w:top w:val="single" w:sz="6" w:color="000000"/>
+              <w:left w:val="single" w:sz="6" w:color="000000"/>
+              <w:bottom w:val="single" w:sz="6" w:color="000000"/>
+              <w:right w:val="single" w:sz="6" w:color="000000"/>
             </w:tcBorders>
-            <w:vAlign w:val="center"/>
           </w:tcPr>
           <w:p>
             <w:pPr>
@@ -1111,20 +1121,20 @@
                 <w:rFonts w:ascii="맑은 고딕" w:hAnsi="맑은 고딕"/>
                 <w:sz w:val="18"/>
               </w:rPr>
-              <w:t>[item]</w:t>
+              <w:t>{{budgetItem}}</w:t>
             </w:r>
           </w:p>
         </w:tc>
         <w:tc>
           <w:tcPr>
-            <w:tcW w:type="dxa" w:w="2154"/>
+            <w:tcW w:type="dxa" w:w="2300"/>
+            <w:vAlign w:val="center"/>
             <w:tcBorders>
-              <w:top w:sz="6" w:val="single" w:color="000000"/>
-              <w:left w:sz="6" w:val="single" w:color="000000"/>
-              <w:bottom w:sz="6" w:val="single" w:color="000000"/>
-              <w:right w:sz="6" w:val="single" w:color="000000"/>
+              <w:top w:val="single" w:sz="6" w:color="000000"/>
+              <w:left w:val="single" w:sz="6" w:color="000000"/>
+              <w:bottom w:val="single" w:sz="6" w:color="000000"/>
+              <w:right w:val="single" w:sz="6" w:color="000000"/>
             </w:tcBorders>
-            <w:vAlign w:val="center"/>
           </w:tcPr>
           <w:p>
             <w:pPr>
@@ -1136,20 +1146,20 @@
                 <w:rFonts w:ascii="맑은 고딕" w:hAnsi="맑은 고딕"/>
                 <w:sz w:val="18"/>
               </w:rPr>
-              <w:t>[detail]</w:t>
+              <w:t>{{budgetDetail}}</w:t>
             </w:r>
           </w:p>
         </w:tc>
         <w:tc>
           <w:tcPr>
-            <w:tcW w:type="dxa" w:w="1474"/>
+            <w:tcW w:type="dxa" w:w="1300"/>
+            <w:vAlign w:val="center"/>
             <w:tcBorders>
-              <w:top w:sz="6" w:val="single" w:color="000000"/>
-              <w:left w:sz="6" w:val="single" w:color="000000"/>
-              <w:bottom w:sz="6" w:val="single" w:color="000000"/>
-              <w:right w:sz="6" w:val="single" w:color="000000"/>
+              <w:top w:val="single" w:sz="6" w:color="000000"/>
+              <w:left w:val="single" w:sz="6" w:color="000000"/>
+              <w:bottom w:val="single" w:sz="6" w:color="000000"/>
+              <w:right w:val="single" w:sz="6" w:color="000000"/>
             </w:tcBorders>
-            <w:vAlign w:val="center"/>
           </w:tcPr>
           <w:p>
             <w:pPr>
@@ -1161,20 +1171,20 @@
                 <w:rFonts w:ascii="맑은 고딕" w:hAnsi="맑은 고딕"/>
                 <w:sz w:val="18"/>
               </w:rPr>
-              <w:t>[amount]</w:t>
+              <w:t>{{budgetAmount}}</w:t>
             </w:r>
           </w:p>
         </w:tc>
         <w:tc>
           <w:tcPr>
-            <w:tcW w:type="dxa" w:w="1474"/>
+            <w:tcW w:type="dxa" w:w="1300"/>
+            <w:vAlign w:val="center"/>
             <w:tcBorders>
-              <w:top w:sz="6" w:val="single" w:color="000000"/>
-              <w:left w:sz="6" w:val="single" w:color="000000"/>
-              <w:bottom w:sz="6" w:val="single" w:color="000000"/>
-              <w:right w:sz="6" w:val="single" w:color="000000"/>
+              <w:top w:val="single" w:sz="6" w:color="000000"/>
+              <w:left w:val="single" w:sz="6" w:color="000000"/>
+              <w:bottom w:val="single" w:sz="6" w:color="000000"/>
+              <w:right w:val="single" w:sz="6" w:color="000000"/>
             </w:tcBorders>
-            <w:vAlign w:val="center"/>
           </w:tcPr>
           <w:p>
             <w:pPr>
@@ -1186,31 +1196,20 @@
                 <w:rFonts w:ascii="맑은 고딕" w:hAnsi="맑은 고딕"/>
                 <w:sz w:val="18"/>
               </w:rPr>
-              <w:t>[balance]</w:t>
+              <w:t>{{budgetBalance}}</w:t>
             </w:r>
           </w:p>
         </w:tc>
-      </w:tr>
-      <w:tr>
-        <w:trPr>
-          <w:trHeight w:val="396" w:hRule="atLeast"/>
-          <w:trHeight w:val="396" w:hRule="atLeast"/>
-          <w:trHeight w:val="396" w:hRule="atLeast"/>
-          <w:trHeight w:val="396" w:hRule="atLeast"/>
-          <w:trHeight w:val="396" w:hRule="atLeast"/>
-          <w:trHeight w:val="396" w:hRule="atLeast"/>
-        </w:trPr>
         <w:tc>
           <w:tcPr>
-            <w:tcW w:type="dxa" w:w="7255"/>
-            <w:gridSpan w:val="4"/>
+            <w:tcW w:type="dxa" w:w="1300"/>
+            <w:vAlign w:val="center"/>
             <w:tcBorders>
-              <w:top w:sz="6" w:val="single" w:color="000000"/>
-              <w:left w:sz="6" w:val="single" w:color="000000"/>
-              <w:bottom w:sz="6" w:val="single" w:color="000000"/>
-              <w:right w:sz="6" w:val="single" w:color="000000"/>
+              <w:top w:val="single" w:sz="6" w:color="000000"/>
+              <w:left w:val="single" w:sz="6" w:color="000000"/>
+              <w:bottom w:val="single" w:sz="6" w:color="000000"/>
+              <w:right w:val="single" w:sz="6" w:color="000000"/>
             </w:tcBorders>
-            <w:vAlign w:val="center"/>
           </w:tcPr>
           <w:p>
             <w:pPr>
@@ -1222,20 +1221,49 @@
                 <w:rFonts w:ascii="맑은 고딕" w:hAnsi="맑은 고딕"/>
                 <w:sz w:val="18"/>
               </w:rPr>
+              <w:t>{{projectBalance}}</w:t>
+            </w:r>
+          </w:p>
+        </w:tc>
+      </w:tr>
+      <w:tr>
+        <w:tc>
+          <w:tcPr>
+            <w:tcW w:type="dxa" w:w="6800"/>
+            <w:vAlign w:val="center"/>
+            <w:gridSpan w:val="4"/>
+            <w:tcBorders>
+              <w:top w:val="single" w:sz="6" w:color="000000"/>
+              <w:left w:val="single" w:sz="6" w:color="000000"/>
+              <w:bottom w:val="single" w:sz="6" w:color="000000"/>
+              <w:right w:val="single" w:sz="6" w:color="000000"/>
+            </w:tcBorders>
+          </w:tcPr>
+          <w:p>
+            <w:pPr>
+              <w:jc w:val="center"/>
+            </w:pPr>
+            <w:r/>
+            <w:r>
+              <w:rPr>
+                <w:rFonts w:ascii="맑은 고딕" w:hAnsi="맑은 고딕"/>
+                <w:b/>
+                <w:sz w:val="18"/>
+              </w:rPr>
               <w:t>합계</w:t>
             </w:r>
           </w:p>
         </w:tc>
         <w:tc>
           <w:tcPr>
-            <w:tcW w:type="dxa" w:w="1474"/>
+            <w:tcW w:type="dxa" w:w="1300"/>
+            <w:vAlign w:val="center"/>
             <w:tcBorders>
-              <w:top w:sz="6" w:val="single" w:color="000000"/>
-              <w:left w:sz="6" w:val="single" w:color="000000"/>
-              <w:bottom w:sz="6" w:val="single" w:color="000000"/>
-              <w:right w:sz="6" w:val="single" w:color="000000"/>
+              <w:top w:val="single" w:sz="6" w:color="000000"/>
+              <w:left w:val="single" w:sz="6" w:color="000000"/>
+              <w:bottom w:val="single" w:sz="6" w:color="000000"/>
+              <w:right w:val="single" w:sz="6" w:color="000000"/>
             </w:tcBorders>
-            <w:vAlign w:val="center"/>
           </w:tcPr>
           <w:p>
             <w:pPr>
@@ -1253,14 +1281,14 @@
         </w:tc>
         <w:tc>
           <w:tcPr>
-            <w:tcW w:type="dxa" w:w="1474"/>
+            <w:tcW w:type="dxa" w:w="1300"/>
+            <w:vAlign w:val="center"/>
             <w:tcBorders>
-              <w:top w:sz="6" w:val="single" w:color="000000"/>
-              <w:left w:sz="6" w:val="single" w:color="000000"/>
-              <w:bottom w:sz="6" w:val="single" w:color="000000"/>
-              <w:right w:sz="6" w:val="single" w:color="000000"/>
+              <w:top w:val="single" w:sz="6" w:color="000000"/>
+              <w:left w:val="single" w:sz="6" w:color="000000"/>
+              <w:bottom w:val="single" w:sz="6" w:color="000000"/>
+              <w:right w:val="single" w:sz="6" w:color="000000"/>
             </w:tcBorders>
-            <w:vAlign w:val="center"/>
           </w:tcPr>
           <w:p>
             <w:pPr>
@@ -1273,6 +1301,31 @@
                 <w:sz w:val="18"/>
               </w:rPr>
               <w:t>{{budgetTotalBalance}}</w:t>
+            </w:r>
+          </w:p>
+        </w:tc>
+        <w:tc>
+          <w:tcPr>
+            <w:tcW w:type="dxa" w:w="1300"/>
+            <w:vAlign w:val="center"/>
+            <w:tcBorders>
+              <w:top w:val="single" w:sz="6" w:color="000000"/>
+              <w:left w:val="single" w:sz="6" w:color="000000"/>
+              <w:bottom w:val="single" w:sz="6" w:color="000000"/>
+              <w:right w:val="single" w:sz="6" w:color="000000"/>
+            </w:tcBorders>
+          </w:tcPr>
+          <w:p>
+            <w:pPr>
+              <w:jc w:val="center"/>
+            </w:pPr>
+            <w:r/>
+            <w:r>
+              <w:rPr>
+                <w:rFonts w:ascii="맑은 고딕" w:hAnsi="맑은 고딕"/>
+                <w:sz w:val="18"/>
+              </w:rPr>
+              <w:t>{{projectTotalBalance}}</w:t>
             </w:r>
           </w:p>
         </w:tc>
